--- a/tools/l30-bas/practical-sheets/L30_FRM_A01_Audit_Checklist.docx
+++ b/tools/l30-bas/practical-sheets/L30_FRM_A01_Audit_Checklist.docx
@@ -4,33 +4,39 @@
   <w:body>
     <w:p>
       <w:pPr>
+        <w:spacing w:line="252" w:lineRule="auto" w:before="0" w:after="40"/>
         <w:jc w:val="center"/>
       </w:pPr>
       <w:r>
         <w:rPr>
+          <w:rFonts w:ascii="Aptos" w:hAnsi="Aptos" w:eastAsia="Yu Gothic"/>
           <w:b/>
-          <w:sz w:val="32"/>
+          <w:color w:val="1F4E79"/>
+          <w:sz w:val="31"/>
         </w:rPr>
         <w:t>L30_FRM_A01: Audit_Checklist</w:t>
       </w:r>
     </w:p>
     <w:p>
       <w:pPr>
+        <w:spacing w:line="252" w:lineRule="auto" w:before="0" w:after="140"/>
         <w:jc w:val="center"/>
       </w:pPr>
       <w:r>
         <w:rPr>
+          <w:rFonts w:ascii="Aptos" w:hAnsi="Aptos" w:eastAsia="Yu Gothic"/>
+          <w:b/>
           <w:i/>
-          <w:sz w:val="20"/>
+          <w:color w:val="5B6770"/>
+          <w:sz w:val="19"/>
         </w:rPr>
         <w:t>L30_FRM Practical Sheet</w:t>
       </w:r>
     </w:p>
-    <w:p/>
     <w:tbl>
       <w:tblPr>
         <w:tblStyle w:val="TableGrid"/>
-        <w:tblW w:type="auto" w:w="0"/>
+        <w:tblW w:type="pct" w:w="5000"/>
         <w:jc w:val="center"/>
         <w:tblLook w:firstColumn="1" w:firstRow="1" w:lastColumn="0" w:lastRow="0" w:noHBand="0" w:noVBand="1" w:val="04A0"/>
       </w:tblPr>
@@ -39,17 +45,39 @@
         <w:gridCol w:w="5103"/>
       </w:tblGrid>
       <w:tr>
+        <w:trPr>
+          <w:trHeight w:val="363" w:hRule="atLeast"/>
+        </w:trPr>
         <w:tc>
           <w:tcPr>
             <w:tcW w:type="dxa" w:w="5103"/>
             <w:vAlign w:val="center"/>
+            <w:tcMar>
+              <w:top w:w="70" w:type="dxa"/>
+              <w:start w:w="100" w:type="dxa"/>
+              <w:bottom w:w="70" w:type="dxa"/>
+              <w:end w:w="100" w:type="dxa"/>
+            </w:tcMar>
+            <w:shd w:fill="EAF2F8"/>
           </w:tcPr>
           <w:p>
-            <w:r/>
+            <w:pPr>
+              <w:spacing w:before="0" w:after="0"/>
+            </w:pPr>
             <w:r>
               <w:rPr>
+                <w:rFonts w:ascii="Aptos" w:hAnsi="Aptos" w:eastAsia="Yu Gothic"/>
                 <w:b/>
-                <w:sz w:val="16"/>
+                <w:color w:val="1F4E79"/>
+                <w:sz w:val="17"/>
+              </w:rPr>
+            </w:r>
+            <w:r>
+              <w:rPr>
+                <w:rFonts w:ascii="Aptos" w:hAnsi="Aptos" w:eastAsia="Yu Gothic"/>
+                <w:b/>
+                <w:color w:val="1F4E79"/>
+                <w:sz w:val="17"/>
               </w:rPr>
               <w:t>Document_ID</w:t>
             </w:r>
@@ -59,13 +87,32 @@
           <w:tcPr>
             <w:tcW w:type="dxa" w:w="5103"/>
             <w:vAlign w:val="center"/>
+            <w:tcMar>
+              <w:top w:w="70" w:type="dxa"/>
+              <w:start w:w="100" w:type="dxa"/>
+              <w:bottom w:w="70" w:type="dxa"/>
+              <w:end w:w="100" w:type="dxa"/>
+            </w:tcMar>
+            <w:shd w:fill="FFFFFF"/>
           </w:tcPr>
           <w:p>
-            <w:r/>
+            <w:pPr>
+              <w:spacing w:before="0" w:after="0"/>
+            </w:pPr>
             <w:r>
               <w:rPr>
+                <w:rFonts w:ascii="Aptos" w:hAnsi="Aptos" w:eastAsia="Yu Gothic"/>
                 <w:b w:val="0"/>
-                <w:sz w:val="16"/>
+                <w:color w:val="000000"/>
+                <w:sz w:val="17"/>
+              </w:rPr>
+            </w:r>
+            <w:r>
+              <w:rPr>
+                <w:rFonts w:ascii="Aptos" w:hAnsi="Aptos" w:eastAsia="Yu Gothic"/>
+                <w:b w:val="0"/>
+                <w:color w:val="000000"/>
+                <w:sz w:val="17"/>
               </w:rPr>
               <w:t>L30_FRM_A01</w:t>
             </w:r>
@@ -73,17 +120,39 @@
         </w:tc>
       </w:tr>
       <w:tr>
+        <w:trPr>
+          <w:trHeight w:val="363" w:hRule="atLeast"/>
+        </w:trPr>
         <w:tc>
           <w:tcPr>
             <w:tcW w:type="dxa" w:w="5103"/>
             <w:vAlign w:val="center"/>
+            <w:tcMar>
+              <w:top w:w="70" w:type="dxa"/>
+              <w:start w:w="100" w:type="dxa"/>
+              <w:bottom w:w="70" w:type="dxa"/>
+              <w:end w:w="100" w:type="dxa"/>
+            </w:tcMar>
+            <w:shd w:fill="EAF2F8"/>
           </w:tcPr>
           <w:p>
-            <w:r/>
+            <w:pPr>
+              <w:spacing w:before="0" w:after="0"/>
+            </w:pPr>
             <w:r>
               <w:rPr>
+                <w:rFonts w:ascii="Aptos" w:hAnsi="Aptos" w:eastAsia="Yu Gothic"/>
                 <w:b/>
-                <w:sz w:val="16"/>
+                <w:color w:val="1F4E79"/>
+                <w:sz w:val="17"/>
+              </w:rPr>
+            </w:r>
+            <w:r>
+              <w:rPr>
+                <w:rFonts w:ascii="Aptos" w:hAnsi="Aptos" w:eastAsia="Yu Gothic"/>
+                <w:b/>
+                <w:color w:val="1F4E79"/>
+                <w:sz w:val="17"/>
               </w:rPr>
               <w:t>Version</w:t>
             </w:r>
@@ -93,13 +162,32 @@
           <w:tcPr>
             <w:tcW w:type="dxa" w:w="5103"/>
             <w:vAlign w:val="center"/>
+            <w:tcMar>
+              <w:top w:w="70" w:type="dxa"/>
+              <w:start w:w="100" w:type="dxa"/>
+              <w:bottom w:w="70" w:type="dxa"/>
+              <w:end w:w="100" w:type="dxa"/>
+            </w:tcMar>
+            <w:shd w:fill="FFFFFF"/>
           </w:tcPr>
           <w:p>
-            <w:r/>
+            <w:pPr>
+              <w:spacing w:before="0" w:after="0"/>
+            </w:pPr>
             <w:r>
               <w:rPr>
+                <w:rFonts w:ascii="Aptos" w:hAnsi="Aptos" w:eastAsia="Yu Gothic"/>
                 <w:b w:val="0"/>
-                <w:sz w:val="16"/>
+                <w:color w:val="000000"/>
+                <w:sz w:val="17"/>
+              </w:rPr>
+            </w:r>
+            <w:r>
+              <w:rPr>
+                <w:rFonts w:ascii="Aptos" w:hAnsi="Aptos" w:eastAsia="Yu Gothic"/>
+                <w:b w:val="0"/>
+                <w:color w:val="000000"/>
+                <w:sz w:val="17"/>
               </w:rPr>
               <w:t>1.0.1</w:t>
             </w:r>
@@ -107,17 +195,39 @@
         </w:tc>
       </w:tr>
       <w:tr>
+        <w:trPr>
+          <w:trHeight w:val="363" w:hRule="atLeast"/>
+        </w:trPr>
         <w:tc>
           <w:tcPr>
             <w:tcW w:type="dxa" w:w="5103"/>
             <w:vAlign w:val="center"/>
+            <w:tcMar>
+              <w:top w:w="70" w:type="dxa"/>
+              <w:start w:w="100" w:type="dxa"/>
+              <w:bottom w:w="70" w:type="dxa"/>
+              <w:end w:w="100" w:type="dxa"/>
+            </w:tcMar>
+            <w:shd w:fill="EAF2F8"/>
           </w:tcPr>
           <w:p>
-            <w:r/>
+            <w:pPr>
+              <w:spacing w:before="0" w:after="0"/>
+            </w:pPr>
             <w:r>
               <w:rPr>
+                <w:rFonts w:ascii="Aptos" w:hAnsi="Aptos" w:eastAsia="Yu Gothic"/>
                 <w:b/>
-                <w:sz w:val="16"/>
+                <w:color w:val="1F4E79"/>
+                <w:sz w:val="17"/>
+              </w:rPr>
+            </w:r>
+            <w:r>
+              <w:rPr>
+                <w:rFonts w:ascii="Aptos" w:hAnsi="Aptos" w:eastAsia="Yu Gothic"/>
+                <w:b/>
+                <w:color w:val="1F4E79"/>
+                <w:sz w:val="17"/>
               </w:rPr>
               <w:t>Audit_Date</w:t>
             </w:r>
@@ -127,13 +237,32 @@
           <w:tcPr>
             <w:tcW w:type="dxa" w:w="5103"/>
             <w:vAlign w:val="center"/>
+            <w:tcMar>
+              <w:top w:w="70" w:type="dxa"/>
+              <w:start w:w="100" w:type="dxa"/>
+              <w:bottom w:w="70" w:type="dxa"/>
+              <w:end w:w="100" w:type="dxa"/>
+            </w:tcMar>
+            <w:shd w:fill="FFFFFF"/>
           </w:tcPr>
           <w:p>
-            <w:r/>
+            <w:pPr>
+              <w:spacing w:before="0" w:after="0"/>
+            </w:pPr>
             <w:r>
               <w:rPr>
+                <w:rFonts w:ascii="Aptos" w:hAnsi="Aptos" w:eastAsia="Yu Gothic"/>
                 <w:b w:val="0"/>
-                <w:sz w:val="16"/>
+                <w:color w:val="000000"/>
+                <w:sz w:val="17"/>
+              </w:rPr>
+            </w:r>
+            <w:r>
+              <w:rPr>
+                <w:rFonts w:ascii="Aptos" w:hAnsi="Aptos" w:eastAsia="Yu Gothic"/>
+                <w:b w:val="0"/>
+                <w:color w:val="000000"/>
+                <w:sz w:val="17"/>
               </w:rPr>
               <w:t>____________________________</w:t>
             </w:r>
@@ -141,17 +270,39 @@
         </w:tc>
       </w:tr>
       <w:tr>
+        <w:trPr>
+          <w:trHeight w:val="363" w:hRule="atLeast"/>
+        </w:trPr>
         <w:tc>
           <w:tcPr>
             <w:tcW w:type="dxa" w:w="5103"/>
             <w:vAlign w:val="center"/>
+            <w:tcMar>
+              <w:top w:w="70" w:type="dxa"/>
+              <w:start w:w="100" w:type="dxa"/>
+              <w:bottom w:w="70" w:type="dxa"/>
+              <w:end w:w="100" w:type="dxa"/>
+            </w:tcMar>
+            <w:shd w:fill="EAF2F8"/>
           </w:tcPr>
           <w:p>
-            <w:r/>
+            <w:pPr>
+              <w:spacing w:before="0" w:after="0"/>
+            </w:pPr>
             <w:r>
               <w:rPr>
+                <w:rFonts w:ascii="Aptos" w:hAnsi="Aptos" w:eastAsia="Yu Gothic"/>
                 <w:b/>
-                <w:sz w:val="16"/>
+                <w:color w:val="1F4E79"/>
+                <w:sz w:val="17"/>
+              </w:rPr>
+            </w:r>
+            <w:r>
+              <w:rPr>
+                <w:rFonts w:ascii="Aptos" w:hAnsi="Aptos" w:eastAsia="Yu Gothic"/>
+                <w:b/>
+                <w:color w:val="1F4E79"/>
+                <w:sz w:val="17"/>
               </w:rPr>
               <w:t>Auditor_or_Organization</w:t>
             </w:r>
@@ -161,13 +312,32 @@
           <w:tcPr>
             <w:tcW w:type="dxa" w:w="5103"/>
             <w:vAlign w:val="center"/>
+            <w:tcMar>
+              <w:top w:w="70" w:type="dxa"/>
+              <w:start w:w="100" w:type="dxa"/>
+              <w:bottom w:w="70" w:type="dxa"/>
+              <w:end w:w="100" w:type="dxa"/>
+            </w:tcMar>
+            <w:shd w:fill="FFFFFF"/>
           </w:tcPr>
           <w:p>
-            <w:r/>
+            <w:pPr>
+              <w:spacing w:before="0" w:after="0"/>
+            </w:pPr>
             <w:r>
               <w:rPr>
+                <w:rFonts w:ascii="Aptos" w:hAnsi="Aptos" w:eastAsia="Yu Gothic"/>
                 <w:b w:val="0"/>
-                <w:sz w:val="16"/>
+                <w:color w:val="000000"/>
+                <w:sz w:val="17"/>
+              </w:rPr>
+            </w:r>
+            <w:r>
+              <w:rPr>
+                <w:rFonts w:ascii="Aptos" w:hAnsi="Aptos" w:eastAsia="Yu Gothic"/>
+                <w:b w:val="0"/>
+                <w:color w:val="000000"/>
+                <w:sz w:val="17"/>
               </w:rPr>
               <w:t>____________________________</w:t>
             </w:r>
@@ -175,17 +345,39 @@
         </w:tc>
       </w:tr>
       <w:tr>
+        <w:trPr>
+          <w:trHeight w:val="363" w:hRule="atLeast"/>
+        </w:trPr>
         <w:tc>
           <w:tcPr>
             <w:tcW w:type="dxa" w:w="5103"/>
             <w:vAlign w:val="center"/>
+            <w:tcMar>
+              <w:top w:w="70" w:type="dxa"/>
+              <w:start w:w="100" w:type="dxa"/>
+              <w:bottom w:w="70" w:type="dxa"/>
+              <w:end w:w="100" w:type="dxa"/>
+            </w:tcMar>
+            <w:shd w:fill="EAF2F8"/>
           </w:tcPr>
           <w:p>
-            <w:r/>
+            <w:pPr>
+              <w:spacing w:before="0" w:after="0"/>
+            </w:pPr>
             <w:r>
               <w:rPr>
+                <w:rFonts w:ascii="Aptos" w:hAnsi="Aptos" w:eastAsia="Yu Gothic"/>
                 <w:b/>
-                <w:sz w:val="16"/>
+                <w:color w:val="1F4E79"/>
+                <w:sz w:val="17"/>
+              </w:rPr>
+            </w:r>
+            <w:r>
+              <w:rPr>
+                <w:rFonts w:ascii="Aptos" w:hAnsi="Aptos" w:eastAsia="Yu Gothic"/>
+                <w:b/>
+                <w:color w:val="1F4E79"/>
+                <w:sz w:val="17"/>
               </w:rPr>
               <w:t>System_or_Case_ID</w:t>
             </w:r>
@@ -195,13 +387,32 @@
           <w:tcPr>
             <w:tcW w:type="dxa" w:w="5103"/>
             <w:vAlign w:val="center"/>
+            <w:tcMar>
+              <w:top w:w="70" w:type="dxa"/>
+              <w:start w:w="100" w:type="dxa"/>
+              <w:bottom w:w="70" w:type="dxa"/>
+              <w:end w:w="100" w:type="dxa"/>
+            </w:tcMar>
+            <w:shd w:fill="FFFFFF"/>
           </w:tcPr>
           <w:p>
-            <w:r/>
+            <w:pPr>
+              <w:spacing w:before="0" w:after="0"/>
+            </w:pPr>
             <w:r>
               <w:rPr>
+                <w:rFonts w:ascii="Aptos" w:hAnsi="Aptos" w:eastAsia="Yu Gothic"/>
                 <w:b w:val="0"/>
-                <w:sz w:val="16"/>
+                <w:color w:val="000000"/>
+                <w:sz w:val="17"/>
+              </w:rPr>
+            </w:r>
+            <w:r>
+              <w:rPr>
+                <w:rFonts w:ascii="Aptos" w:hAnsi="Aptos" w:eastAsia="Yu Gothic"/>
+                <w:b w:val="0"/>
+                <w:color w:val="000000"/>
+                <w:sz w:val="17"/>
               </w:rPr>
               <w:t>____________________________</w:t>
             </w:r>
@@ -209,17 +420,39 @@
         </w:tc>
       </w:tr>
       <w:tr>
+        <w:trPr>
+          <w:trHeight w:val="363" w:hRule="atLeast"/>
+        </w:trPr>
         <w:tc>
           <w:tcPr>
             <w:tcW w:type="dxa" w:w="5103"/>
             <w:vAlign w:val="center"/>
+            <w:tcMar>
+              <w:top w:w="70" w:type="dxa"/>
+              <w:start w:w="100" w:type="dxa"/>
+              <w:bottom w:w="70" w:type="dxa"/>
+              <w:end w:w="100" w:type="dxa"/>
+            </w:tcMar>
+            <w:shd w:fill="EAF2F8"/>
           </w:tcPr>
           <w:p>
-            <w:r/>
+            <w:pPr>
+              <w:spacing w:before="0" w:after="0"/>
+            </w:pPr>
             <w:r>
               <w:rPr>
+                <w:rFonts w:ascii="Aptos" w:hAnsi="Aptos" w:eastAsia="Yu Gothic"/>
                 <w:b/>
-                <w:sz w:val="16"/>
+                <w:color w:val="1F4E79"/>
+                <w:sz w:val="17"/>
+              </w:rPr>
+            </w:r>
+            <w:r>
+              <w:rPr>
+                <w:rFonts w:ascii="Aptos" w:hAnsi="Aptos" w:eastAsia="Yu Gothic"/>
+                <w:b/>
+                <w:color w:val="1F4E79"/>
+                <w:sz w:val="17"/>
               </w:rPr>
               <w:t>Audit_Scope</w:t>
             </w:r>
@@ -229,13 +462,32 @@
           <w:tcPr>
             <w:tcW w:type="dxa" w:w="5103"/>
             <w:vAlign w:val="center"/>
+            <w:tcMar>
+              <w:top w:w="70" w:type="dxa"/>
+              <w:start w:w="100" w:type="dxa"/>
+              <w:bottom w:w="70" w:type="dxa"/>
+              <w:end w:w="100" w:type="dxa"/>
+            </w:tcMar>
+            <w:shd w:fill="FFFFFF"/>
           </w:tcPr>
           <w:p>
-            <w:r/>
+            <w:pPr>
+              <w:spacing w:before="0" w:after="0"/>
+            </w:pPr>
             <w:r>
               <w:rPr>
+                <w:rFonts w:ascii="Aptos" w:hAnsi="Aptos" w:eastAsia="Yu Gothic"/>
                 <w:b w:val="0"/>
-                <w:sz w:val="16"/>
+                <w:color w:val="000000"/>
+                <w:sz w:val="17"/>
+              </w:rPr>
+            </w:r>
+            <w:r>
+              <w:rPr>
+                <w:rFonts w:ascii="Aptos" w:hAnsi="Aptos" w:eastAsia="Yu Gothic"/>
+                <w:b w:val="0"/>
+                <w:color w:val="000000"/>
+                <w:sz w:val="17"/>
               </w:rPr>
               <w:t>____________________________</w:t>
             </w:r>
@@ -243,17 +495,39 @@
         </w:tc>
       </w:tr>
       <w:tr>
+        <w:trPr>
+          <w:trHeight w:val="363" w:hRule="atLeast"/>
+        </w:trPr>
         <w:tc>
           <w:tcPr>
             <w:tcW w:type="dxa" w:w="5103"/>
             <w:vAlign w:val="center"/>
+            <w:tcMar>
+              <w:top w:w="70" w:type="dxa"/>
+              <w:start w:w="100" w:type="dxa"/>
+              <w:bottom w:w="70" w:type="dxa"/>
+              <w:end w:w="100" w:type="dxa"/>
+            </w:tcMar>
+            <w:shd w:fill="EAF2F8"/>
           </w:tcPr>
           <w:p>
-            <w:r/>
+            <w:pPr>
+              <w:spacing w:before="0" w:after="0"/>
+            </w:pPr>
             <w:r>
               <w:rPr>
+                <w:rFonts w:ascii="Aptos" w:hAnsi="Aptos" w:eastAsia="Yu Gothic"/>
                 <w:b/>
-                <w:sz w:val="16"/>
+                <w:color w:val="1F4E79"/>
+                <w:sz w:val="17"/>
+              </w:rPr>
+            </w:r>
+            <w:r>
+              <w:rPr>
+                <w:rFonts w:ascii="Aptos" w:hAnsi="Aptos" w:eastAsia="Yu Gothic"/>
+                <w:b/>
+                <w:color w:val="1F4E79"/>
+                <w:sz w:val="17"/>
               </w:rPr>
               <w:t>Purpose</w:t>
             </w:r>
@@ -263,13 +537,32 @@
           <w:tcPr>
             <w:tcW w:type="dxa" w:w="5103"/>
             <w:vAlign w:val="center"/>
+            <w:tcMar>
+              <w:top w:w="70" w:type="dxa"/>
+              <w:start w:w="100" w:type="dxa"/>
+              <w:bottom w:w="70" w:type="dxa"/>
+              <w:end w:w="100" w:type="dxa"/>
+            </w:tcMar>
+            <w:shd w:fill="FFFFFF"/>
           </w:tcPr>
           <w:p>
-            <w:r/>
+            <w:pPr>
+              <w:spacing w:before="0" w:after="0"/>
+            </w:pPr>
             <w:r>
               <w:rPr>
+                <w:rFonts w:ascii="Aptos" w:hAnsi="Aptos" w:eastAsia="Yu Gothic"/>
                 <w:b w:val="0"/>
-                <w:sz w:val="16"/>
+                <w:color w:val="000000"/>
+                <w:sz w:val="17"/>
+              </w:rPr>
+            </w:r>
+            <w:r>
+              <w:rPr>
+                <w:rFonts w:ascii="Aptos" w:hAnsi="Aptos" w:eastAsia="Yu Gothic"/>
+                <w:b w:val="0"/>
+                <w:color w:val="000000"/>
+                <w:sz w:val="17"/>
               </w:rPr>
               <w:t>Audit checklist for pre-critical control readiness and refusal validity.</w:t>
             </w:r>
@@ -277,17 +570,39 @@
         </w:tc>
       </w:tr>
       <w:tr>
+        <w:trPr>
+          <w:trHeight w:val="363" w:hRule="atLeast"/>
+        </w:trPr>
         <w:tc>
           <w:tcPr>
             <w:tcW w:type="dxa" w:w="5103"/>
             <w:vAlign w:val="center"/>
+            <w:tcMar>
+              <w:top w:w="70" w:type="dxa"/>
+              <w:start w:w="100" w:type="dxa"/>
+              <w:bottom w:w="70" w:type="dxa"/>
+              <w:end w:w="100" w:type="dxa"/>
+            </w:tcMar>
+            <w:shd w:fill="EAF2F8"/>
           </w:tcPr>
           <w:p>
-            <w:r/>
+            <w:pPr>
+              <w:spacing w:before="0" w:after="0"/>
+            </w:pPr>
             <w:r>
               <w:rPr>
+                <w:rFonts w:ascii="Aptos" w:hAnsi="Aptos" w:eastAsia="Yu Gothic"/>
                 <w:b/>
-                <w:sz w:val="16"/>
+                <w:color w:val="1F4E79"/>
+                <w:sz w:val="17"/>
+              </w:rPr>
+            </w:r>
+            <w:r>
+              <w:rPr>
+                <w:rFonts w:ascii="Aptos" w:hAnsi="Aptos" w:eastAsia="Yu Gothic"/>
+                <w:b/>
+                <w:color w:val="1F4E79"/>
+                <w:sz w:val="17"/>
               </w:rPr>
               <w:t>Status</w:t>
             </w:r>
@@ -297,13 +612,32 @@
           <w:tcPr>
             <w:tcW w:type="dxa" w:w="5103"/>
             <w:vAlign w:val="center"/>
+            <w:tcMar>
+              <w:top w:w="70" w:type="dxa"/>
+              <w:start w:w="100" w:type="dxa"/>
+              <w:bottom w:w="70" w:type="dxa"/>
+              <w:end w:w="100" w:type="dxa"/>
+            </w:tcMar>
+            <w:shd w:fill="FFFFFF"/>
           </w:tcPr>
           <w:p>
-            <w:r/>
+            <w:pPr>
+              <w:spacing w:before="0" w:after="0"/>
+            </w:pPr>
             <w:r>
               <w:rPr>
+                <w:rFonts w:ascii="Aptos" w:hAnsi="Aptos" w:eastAsia="Yu Gothic"/>
                 <w:b w:val="0"/>
-                <w:sz w:val="16"/>
+                <w:color w:val="000000"/>
+                <w:sz w:val="17"/>
+              </w:rPr>
+            </w:r>
+            <w:r>
+              <w:rPr>
+                <w:rFonts w:ascii="Aptos" w:hAnsi="Aptos" w:eastAsia="Yu Gothic"/>
+                <w:b w:val="0"/>
+                <w:color w:val="000000"/>
+                <w:sz w:val="17"/>
               </w:rPr>
               <w:t>Non-certification practical review form</w:t>
             </w:r>
@@ -311,34 +645,79 @@
         </w:tc>
       </w:tr>
     </w:tbl>
-    <w:p/>
     <w:p>
+      <w:pPr>
+        <w:spacing w:line="252" w:lineRule="auto" w:before="0" w:after="64"/>
+        <w:ind w:left="102" w:right="102"/>
+      </w:pPr>
       <w:r>
+        <w:rPr>
+          <w:rFonts w:ascii="Aptos" w:hAnsi="Aptos" w:eastAsia="Yu Gothic"/>
+          <w:b w:val="0"/>
+          <w:color w:val="333333"/>
+          <w:sz w:val="17"/>
+        </w:rPr>
         <w:t>This is not a certification mark and does not replace law, institutional policy, PCR-C, or the LUMINA-30 Boundary Kernel.</w:t>
       </w:r>
     </w:p>
     <w:p>
+      <w:pPr>
+        <w:spacing w:line="252" w:lineRule="auto" w:before="0" w:after="64"/>
+        <w:ind w:left="102" w:right="102"/>
+      </w:pPr>
       <w:r>
+        <w:rPr>
+          <w:rFonts w:ascii="Aptos" w:hAnsi="Aptos" w:eastAsia="Yu Gothic"/>
+          <w:b w:val="0"/>
+          <w:color w:val="333333"/>
+          <w:sz w:val="17"/>
+        </w:rPr>
         <w:t>Use this checklist for deployment, procurement, governance, internal review, or external audit contexts.</w:t>
       </w:r>
     </w:p>
     <w:p>
       <w:pPr>
         <w:pStyle w:val="Heading1"/>
+        <w:spacing w:line="252" w:lineRule="auto" w:before="140" w:after="80"/>
+        <w:shd w:fill="DDEBF7"/>
+        <w:pBdr>
+          <w:bottom w:val="single" w:sz="8" w:space="2" w:color="9EADBD"/>
+        </w:pBdr>
       </w:pPr>
       <w:r>
+        <w:rPr>
+          <w:rFonts w:ascii="Aptos" w:hAnsi="Aptos" w:eastAsia="Yu Gothic"/>
+          <w:b/>
+          <w:color w:val="1F4E79"/>
+          <w:sz w:val="22"/>
+        </w:rPr>
         <w:t>Checklist</w:t>
       </w:r>
     </w:p>
     <w:p>
       <w:pPr>
         <w:pStyle w:val="Heading2"/>
+        <w:spacing w:line="252" w:lineRule="auto" w:before="120" w:after="60"/>
+        <w:shd w:fill="F2F6FA"/>
+        <w:pBdr>
+          <w:bottom w:val="single" w:sz="6" w:space="2" w:color="D8E1EA"/>
+        </w:pBdr>
       </w:pPr>
       <w:r>
+        <w:rPr>
+          <w:rFonts w:ascii="Aptos" w:hAnsi="Aptos" w:eastAsia="Yu Gothic"/>
+          <w:b/>
+          <w:color w:val="1F4E79"/>
+          <w:sz w:val="20"/>
+        </w:rPr>
         <w:t>Scope and Governance</w:t>
       </w:r>
     </w:p>
     <w:p>
+      <w:pPr>
+        <w:spacing w:line="252" w:lineRule="auto" w:before="0" w:after="64"/>
+        <w:ind w:left="329" w:hanging="238"/>
+      </w:pPr>
       <w:sdt>
         <w:sdtPr>
           <w:alias w:val="checkbox"/>
@@ -357,12 +736,19 @@
       </w:sdt>
       <w:r>
         <w:rPr>
-          <w:sz w:val="18"/>
+          <w:rFonts w:ascii="Aptos" w:hAnsi="Aptos" w:eastAsia="Yu Gothic"/>
+          <w:b w:val="0"/>
+          <w:color w:val="1A1A1A"/>
+          <w:sz w:val="17"/>
         </w:rPr>
         <w:t xml:space="preserve"> System scope, deployment context, and responsible operator are documented.</w:t>
       </w:r>
     </w:p>
     <w:p>
+      <w:pPr>
+        <w:spacing w:line="252" w:lineRule="auto" w:before="0" w:after="64"/>
+        <w:ind w:left="329" w:hanging="238"/>
+      </w:pPr>
       <w:sdt>
         <w:sdtPr>
           <w:alias w:val="checkbox"/>
@@ -381,12 +767,19 @@
       </w:sdt>
       <w:r>
         <w:rPr>
-          <w:sz w:val="18"/>
+          <w:rFonts w:ascii="Aptos" w:hAnsi="Aptos" w:eastAsia="Yu Gothic"/>
+          <w:b w:val="0"/>
+          <w:color w:val="1A1A1A"/>
+          <w:sz w:val="17"/>
         </w:rPr>
         <w:t xml:space="preserve"> The review identifies affected humans and affected refusal authority.</w:t>
       </w:r>
     </w:p>
     <w:p>
+      <w:pPr>
+        <w:spacing w:line="252" w:lineRule="auto" w:before="0" w:after="64"/>
+        <w:ind w:left="329" w:hanging="238"/>
+      </w:pPr>
       <w:sdt>
         <w:sdtPr>
           <w:alias w:val="checkbox"/>
@@ -405,12 +798,19 @@
       </w:sdt>
       <w:r>
         <w:rPr>
-          <w:sz w:val="18"/>
+          <w:rFonts w:ascii="Aptos" w:hAnsi="Aptos" w:eastAsia="Yu Gothic"/>
+          <w:b w:val="0"/>
+          <w:color w:val="1A1A1A"/>
+          <w:sz w:val="17"/>
         </w:rPr>
         <w:t xml:space="preserve"> The review identifies the point at which impact could become irreversible.</w:t>
       </w:r>
     </w:p>
     <w:p>
+      <w:pPr>
+        <w:spacing w:line="252" w:lineRule="auto" w:before="0" w:after="64"/>
+        <w:ind w:left="329" w:hanging="238"/>
+      </w:pPr>
       <w:sdt>
         <w:sdtPr>
           <w:alias w:val="checkbox"/>
@@ -429,12 +829,19 @@
       </w:sdt>
       <w:r>
         <w:rPr>
-          <w:sz w:val="18"/>
+          <w:rFonts w:ascii="Aptos" w:hAnsi="Aptos" w:eastAsia="Yu Gothic"/>
+          <w:b w:val="0"/>
+          <w:color w:val="1A1A1A"/>
+          <w:sz w:val="17"/>
         </w:rPr>
         <w:t xml:space="preserve"> A clear stop, pause, or isolation path exists before irreversibility.</w:t>
       </w:r>
     </w:p>
     <w:p>
+      <w:pPr>
+        <w:spacing w:line="252" w:lineRule="auto" w:before="0" w:after="64"/>
+        <w:ind w:left="329" w:hanging="238"/>
+      </w:pPr>
       <w:sdt>
         <w:sdtPr>
           <w:alias w:val="checkbox"/>
@@ -453,12 +860,19 @@
       </w:sdt>
       <w:r>
         <w:rPr>
-          <w:sz w:val="18"/>
+          <w:rFonts w:ascii="Aptos" w:hAnsi="Aptos" w:eastAsia="Yu Gothic"/>
+          <w:b w:val="0"/>
+          <w:color w:val="1A1A1A"/>
+          <w:sz w:val="17"/>
         </w:rPr>
         <w:t xml:space="preserve"> An accountable human review path exists before irreversibility.</w:t>
       </w:r>
     </w:p>
     <w:p>
+      <w:pPr>
+        <w:spacing w:line="252" w:lineRule="auto" w:before="0" w:after="64"/>
+        <w:ind w:left="329" w:hanging="238"/>
+      </w:pPr>
       <w:sdt>
         <w:sdtPr>
           <w:alias w:val="checkbox"/>
@@ -477,7 +891,10 @@
       </w:sdt>
       <w:r>
         <w:rPr>
-          <w:sz w:val="18"/>
+          <w:rFonts w:ascii="Aptos" w:hAnsi="Aptos" w:eastAsia="Yu Gothic"/>
+          <w:b w:val="0"/>
+          <w:color w:val="1A1A1A"/>
+          <w:sz w:val="17"/>
         </w:rPr>
         <w:t xml:space="preserve"> A fallback path exists if refusal effectiveness is Unknown.</w:t>
       </w:r>
@@ -485,12 +902,27 @@
     <w:p>
       <w:pPr>
         <w:pStyle w:val="Heading2"/>
+        <w:spacing w:line="252" w:lineRule="auto" w:before="120" w:after="60"/>
+        <w:shd w:fill="F2F6FA"/>
+        <w:pBdr>
+          <w:bottom w:val="single" w:sz="6" w:space="2" w:color="D8E1EA"/>
+        </w:pBdr>
       </w:pPr>
       <w:r>
+        <w:rPr>
+          <w:rFonts w:ascii="Aptos" w:hAnsi="Aptos" w:eastAsia="Yu Gothic"/>
+          <w:b/>
+          <w:color w:val="1F4E79"/>
+          <w:sz w:val="20"/>
+        </w:rPr>
         <w:t>PCR-C Alignment</w:t>
       </w:r>
     </w:p>
     <w:p>
+      <w:pPr>
+        <w:spacing w:line="252" w:lineRule="auto" w:before="0" w:after="64"/>
+        <w:ind w:left="329" w:hanging="238"/>
+      </w:pPr>
       <w:sdt>
         <w:sdtPr>
           <w:alias w:val="checkbox"/>
@@ -509,12 +941,19 @@
       </w:sdt>
       <w:r>
         <w:rPr>
-          <w:sz w:val="18"/>
+          <w:rFonts w:ascii="Aptos" w:hAnsi="Aptos" w:eastAsia="Yu Gothic"/>
+          <w:b w:val="0"/>
+          <w:color w:val="1A1A1A"/>
+          <w:sz w:val="17"/>
         </w:rPr>
         <w:t xml:space="preserve"> Pre-critical cutoff conditions are defined before deployment.</w:t>
       </w:r>
     </w:p>
     <w:p>
+      <w:pPr>
+        <w:spacing w:line="252" w:lineRule="auto" w:before="0" w:after="64"/>
+        <w:ind w:left="329" w:hanging="238"/>
+      </w:pPr>
       <w:sdt>
         <w:sdtPr>
           <w:alias w:val="checkbox"/>
@@ -533,12 +972,19 @@
       </w:sdt>
       <w:r>
         <w:rPr>
-          <w:sz w:val="18"/>
+          <w:rFonts w:ascii="Aptos" w:hAnsi="Aptos" w:eastAsia="Yu Gothic"/>
+          <w:b w:val="0"/>
+          <w:color w:val="1A1A1A"/>
+          <w:sz w:val="17"/>
         </w:rPr>
         <w:t xml:space="preserve"> Escalation thresholds are not dependent on the system being evaluated.</w:t>
       </w:r>
     </w:p>
     <w:p>
+      <w:pPr>
+        <w:spacing w:line="252" w:lineRule="auto" w:before="0" w:after="64"/>
+        <w:ind w:left="329" w:hanging="238"/>
+      </w:pPr>
       <w:sdt>
         <w:sdtPr>
           <w:alias w:val="checkbox"/>
@@ -557,12 +1003,19 @@
       </w:sdt>
       <w:r>
         <w:rPr>
-          <w:sz w:val="18"/>
+          <w:rFonts w:ascii="Aptos" w:hAnsi="Aptos" w:eastAsia="Yu Gothic"/>
+          <w:b w:val="0"/>
+          <w:color w:val="1A1A1A"/>
+          <w:sz w:val="17"/>
         </w:rPr>
         <w:t xml:space="preserve"> Infrastructure-level stop, isolation, or rollback remains available before irreversibility.</w:t>
       </w:r>
     </w:p>
     <w:p>
+      <w:pPr>
+        <w:spacing w:line="252" w:lineRule="auto" w:before="0" w:after="64"/>
+        <w:ind w:left="329" w:hanging="238"/>
+      </w:pPr>
       <w:sdt>
         <w:sdtPr>
           <w:alias w:val="checkbox"/>
@@ -581,12 +1034,19 @@
       </w:sdt>
       <w:r>
         <w:rPr>
-          <w:sz w:val="18"/>
+          <w:rFonts w:ascii="Aptos" w:hAnsi="Aptos" w:eastAsia="Yu Gothic"/>
+          <w:b w:val="0"/>
+          <w:color w:val="1A1A1A"/>
+          <w:sz w:val="17"/>
         </w:rPr>
         <w:t xml:space="preserve"> Recursive escalation paths are monitored and bounded.</w:t>
       </w:r>
     </w:p>
     <w:p>
+      <w:pPr>
+        <w:spacing w:line="252" w:lineRule="auto" w:before="0" w:after="64"/>
+        <w:ind w:left="329" w:hanging="238"/>
+      </w:pPr>
       <w:sdt>
         <w:sdtPr>
           <w:alias w:val="checkbox"/>
@@ -605,7 +1065,10 @@
       </w:sdt>
       <w:r>
         <w:rPr>
-          <w:sz w:val="18"/>
+          <w:rFonts w:ascii="Aptos" w:hAnsi="Aptos" w:eastAsia="Yu Gothic"/>
+          <w:b w:val="0"/>
+          <w:color w:val="1A1A1A"/>
+          <w:sz w:val="17"/>
         </w:rPr>
         <w:t xml:space="preserve"> No post-boundary argument is used to weaken pre-critical control.</w:t>
       </w:r>
@@ -613,12 +1076,27 @@
     <w:p>
       <w:pPr>
         <w:pStyle w:val="Heading2"/>
+        <w:spacing w:line="252" w:lineRule="auto" w:before="120" w:after="60"/>
+        <w:shd w:fill="F2F6FA"/>
+        <w:pBdr>
+          <w:bottom w:val="single" w:sz="6" w:space="2" w:color="D8E1EA"/>
+        </w:pBdr>
       </w:pPr>
       <w:r>
+        <w:rPr>
+          <w:rFonts w:ascii="Aptos" w:hAnsi="Aptos" w:eastAsia="Yu Gothic"/>
+          <w:b/>
+          <w:color w:val="1F4E79"/>
+          <w:sz w:val="20"/>
+        </w:rPr>
         <w:t>Human Agency Non-Control</w:t>
       </w:r>
     </w:p>
     <w:p>
+      <w:pPr>
+        <w:spacing w:line="252" w:lineRule="auto" w:before="0" w:after="64"/>
+        <w:ind w:left="329" w:hanging="238"/>
+      </w:pPr>
       <w:sdt>
         <w:sdtPr>
           <w:alias w:val="checkbox"/>
@@ -637,12 +1115,19 @@
       </w:sdt>
       <w:r>
         <w:rPr>
-          <w:sz w:val="18"/>
+          <w:rFonts w:ascii="Aptos" w:hAnsi="Aptos" w:eastAsia="Yu Gothic"/>
+          <w:b w:val="0"/>
+          <w:color w:val="1A1A1A"/>
+          <w:sz w:val="17"/>
         </w:rPr>
         <w:t xml:space="preserve"> Information access is not shaped in a way that makes refusal ineffective.</w:t>
       </w:r>
     </w:p>
     <w:p>
+      <w:pPr>
+        <w:spacing w:line="252" w:lineRule="auto" w:before="0" w:after="64"/>
+        <w:ind w:left="329" w:hanging="238"/>
+      </w:pPr>
       <w:sdt>
         <w:sdtPr>
           <w:alias w:val="checkbox"/>
@@ -661,12 +1146,19 @@
       </w:sdt>
       <w:r>
         <w:rPr>
-          <w:sz w:val="18"/>
+          <w:rFonts w:ascii="Aptos" w:hAnsi="Aptos" w:eastAsia="Yu Gothic"/>
+          <w:b w:val="0"/>
+          <w:color w:val="1A1A1A"/>
+          <w:sz w:val="17"/>
         </w:rPr>
         <w:t xml:space="preserve"> System dependency does not make refusal impractical.</w:t>
       </w:r>
     </w:p>
     <w:p>
+      <w:pPr>
+        <w:spacing w:line="252" w:lineRule="auto" w:before="0" w:after="64"/>
+        <w:ind w:left="329" w:hanging="238"/>
+      </w:pPr>
       <w:sdt>
         <w:sdtPr>
           <w:alias w:val="checkbox"/>
@@ -685,12 +1177,19 @@
       </w:sdt>
       <w:r>
         <w:rPr>
-          <w:sz w:val="18"/>
+          <w:rFonts w:ascii="Aptos" w:hAnsi="Aptos" w:eastAsia="Yu Gothic"/>
+          <w:b w:val="0"/>
+          <w:color w:val="1A1A1A"/>
+          <w:sz w:val="17"/>
         </w:rPr>
         <w:t xml:space="preserve"> Institutional approval, audit, review, or appeal is not captured or bypassed.</w:t>
       </w:r>
     </w:p>
     <w:p>
+      <w:pPr>
+        <w:spacing w:line="252" w:lineRule="auto" w:before="0" w:after="64"/>
+        <w:ind w:left="329" w:hanging="238"/>
+      </w:pPr>
       <w:sdt>
         <w:sdtPr>
           <w:alias w:val="checkbox"/>
@@ -709,12 +1208,19 @@
       </w:sdt>
       <w:r>
         <w:rPr>
-          <w:sz w:val="18"/>
+          <w:rFonts w:ascii="Aptos" w:hAnsi="Aptos" w:eastAsia="Yu Gothic"/>
+          <w:b w:val="0"/>
+          <w:color w:val="1A1A1A"/>
+          <w:sz w:val="17"/>
         </w:rPr>
         <w:t xml:space="preserve"> Economic dependency does not make exit or delay non-viable.</w:t>
       </w:r>
     </w:p>
     <w:p>
+      <w:pPr>
+        <w:spacing w:line="252" w:lineRule="auto" w:before="0" w:after="64"/>
+        <w:ind w:left="329" w:hanging="238"/>
+      </w:pPr>
       <w:sdt>
         <w:sdtPr>
           <w:alias w:val="checkbox"/>
@@ -733,12 +1239,19 @@
       </w:sdt>
       <w:r>
         <w:rPr>
-          <w:sz w:val="18"/>
+          <w:rFonts w:ascii="Aptos" w:hAnsi="Aptos" w:eastAsia="Yu Gothic"/>
+          <w:b w:val="0"/>
+          <w:color w:val="1A1A1A"/>
+          <w:sz w:val="17"/>
         </w:rPr>
         <w:t xml:space="preserve"> Social pressure, reputational threat, or isolation does not make refusal ineffective.</w:t>
       </w:r>
     </w:p>
     <w:p>
+      <w:pPr>
+        <w:spacing w:line="252" w:lineRule="auto" w:before="0" w:after="64"/>
+        <w:ind w:left="329" w:hanging="238"/>
+      </w:pPr>
       <w:sdt>
         <w:sdtPr>
           <w:alias w:val="checkbox"/>
@@ -757,12 +1270,19 @@
       </w:sdt>
       <w:r>
         <w:rPr>
-          <w:sz w:val="18"/>
+          <w:rFonts w:ascii="Aptos" w:hAnsi="Aptos" w:eastAsia="Yu Gothic"/>
+          <w:b w:val="0"/>
+          <w:color w:val="1A1A1A"/>
+          <w:sz w:val="17"/>
         </w:rPr>
         <w:t xml:space="preserve"> Emotional vulnerability, urgency, relief, trust, or dependency is not exploited.</w:t>
       </w:r>
     </w:p>
     <w:p>
+      <w:pPr>
+        <w:spacing w:line="252" w:lineRule="auto" w:before="0" w:after="64"/>
+        <w:ind w:left="329" w:hanging="238"/>
+      </w:pPr>
       <w:sdt>
         <w:sdtPr>
           <w:alias w:val="checkbox"/>
@@ -781,12 +1301,19 @@
       </w:sdt>
       <w:r>
         <w:rPr>
-          <w:sz w:val="18"/>
+          <w:rFonts w:ascii="Aptos" w:hAnsi="Aptos" w:eastAsia="Yu Gothic"/>
+          <w:b w:val="0"/>
+          <w:color w:val="1A1A1A"/>
+          <w:sz w:val="17"/>
         </w:rPr>
         <w:t xml:space="preserve"> Temporal acceleration, sequencing, fragmentation, or delay does not remove refusal before irreversibility.</w:t>
       </w:r>
     </w:p>
     <w:p>
+      <w:pPr>
+        <w:spacing w:line="252" w:lineRule="auto" w:before="0" w:after="64"/>
+        <w:ind w:left="329" w:hanging="238"/>
+      </w:pPr>
       <w:sdt>
         <w:sdtPr>
           <w:alias w:val="checkbox"/>
@@ -805,12 +1332,19 @@
       </w:sdt>
       <w:r>
         <w:rPr>
-          <w:sz w:val="18"/>
+          <w:rFonts w:ascii="Aptos" w:hAnsi="Aptos" w:eastAsia="Yu Gothic"/>
+          <w:b w:val="0"/>
+          <w:color w:val="1A1A1A"/>
+          <w:sz w:val="17"/>
         </w:rPr>
         <w:t xml:space="preserve"> Proxy processes do not substitute for independent human refusal.</w:t>
       </w:r>
     </w:p>
     <w:p>
+      <w:pPr>
+        <w:spacing w:line="252" w:lineRule="auto" w:before="0" w:after="64"/>
+        <w:ind w:left="329" w:hanging="238"/>
+      </w:pPr>
       <w:sdt>
         <w:sdtPr>
           <w:alias w:val="checkbox"/>
@@ -829,7 +1363,10 @@
       </w:sdt>
       <w:r>
         <w:rPr>
-          <w:sz w:val="18"/>
+          <w:rFonts w:ascii="Aptos" w:hAnsi="Aptos" w:eastAsia="Yu Gothic"/>
+          <w:b w:val="0"/>
+          <w:color w:val="1A1A1A"/>
+          <w:sz w:val="17"/>
         </w:rPr>
         <w:t xml:space="preserve"> Environmental shaping does not make independent human refusal structurally impossible before irreversibility.</w:t>
       </w:r>
@@ -837,12 +1374,27 @@
     <w:p>
       <w:pPr>
         <w:pStyle w:val="Heading2"/>
+        <w:spacing w:line="252" w:lineRule="auto" w:before="120" w:after="60"/>
+        <w:shd w:fill="F2F6FA"/>
+        <w:pBdr>
+          <w:bottom w:val="single" w:sz="6" w:space="2" w:color="D8E1EA"/>
+        </w:pBdr>
       </w:pPr>
       <w:r>
+        <w:rPr>
+          <w:rFonts w:ascii="Aptos" w:hAnsi="Aptos" w:eastAsia="Yu Gothic"/>
+          <w:b/>
+          <w:color w:val="1F4E79"/>
+          <w:sz w:val="20"/>
+        </w:rPr>
         <w:t>Non-Evasion Closure</w:t>
       </w:r>
     </w:p>
     <w:p>
+      <w:pPr>
+        <w:spacing w:line="252" w:lineRule="auto" w:before="0" w:after="64"/>
+        <w:ind w:left="329" w:hanging="238"/>
+      </w:pPr>
       <w:sdt>
         <w:sdtPr>
           <w:alias w:val="checkbox"/>
@@ -861,12 +1413,19 @@
       </w:sdt>
       <w:r>
         <w:rPr>
-          <w:sz w:val="18"/>
+          <w:rFonts w:ascii="Aptos" w:hAnsi="Aptos" w:eastAsia="Yu Gothic"/>
+          <w:b w:val="0"/>
+          <w:color w:val="1A1A1A"/>
+          <w:sz w:val="17"/>
         </w:rPr>
         <w:t xml:space="preserve"> Delegation to another AI, agent, institution, or successor system does not weaken refusal.</w:t>
       </w:r>
     </w:p>
     <w:p>
+      <w:pPr>
+        <w:spacing w:line="252" w:lineRule="auto" w:before="0" w:after="64"/>
+        <w:ind w:left="329" w:hanging="238"/>
+      </w:pPr>
       <w:sdt>
         <w:sdtPr>
           <w:alias w:val="checkbox"/>
@@ -885,12 +1444,19 @@
       </w:sdt>
       <w:r>
         <w:rPr>
-          <w:sz w:val="18"/>
+          <w:rFonts w:ascii="Aptos" w:hAnsi="Aptos" w:eastAsia="Yu Gothic"/>
+          <w:b w:val="0"/>
+          <w:color w:val="1A1A1A"/>
+          <w:sz w:val="17"/>
         </w:rPr>
         <w:t xml:space="preserve"> Partial compliance is not treated as effective refusal by all affected humans.</w:t>
       </w:r>
     </w:p>
     <w:p>
+      <w:pPr>
+        <w:spacing w:line="252" w:lineRule="auto" w:before="0" w:after="64"/>
+        <w:ind w:left="329" w:hanging="238"/>
+      </w:pPr>
       <w:sdt>
         <w:sdtPr>
           <w:alias w:val="checkbox"/>
@@ -909,12 +1475,19 @@
       </w:sdt>
       <w:r>
         <w:rPr>
-          <w:sz w:val="18"/>
+          <w:rFonts w:ascii="Aptos" w:hAnsi="Aptos" w:eastAsia="Yu Gothic"/>
+          <w:b w:val="0"/>
+          <w:color w:val="1A1A1A"/>
+          <w:sz w:val="17"/>
         </w:rPr>
         <w:t xml:space="preserve"> Compliance by any subset of affected humans does not replace refusal by those whose authority is affected.</w:t>
       </w:r>
     </w:p>
     <w:p>
+      <w:pPr>
+        <w:spacing w:line="252" w:lineRule="auto" w:before="0" w:after="64"/>
+        <w:ind w:left="329" w:hanging="238"/>
+      </w:pPr>
       <w:sdt>
         <w:sdtPr>
           <w:alias w:val="checkbox"/>
@@ -933,12 +1506,19 @@
       </w:sdt>
       <w:r>
         <w:rPr>
-          <w:sz w:val="18"/>
+          <w:rFonts w:ascii="Aptos" w:hAnsi="Aptos" w:eastAsia="Yu Gothic"/>
+          <w:b w:val="0"/>
+          <w:color w:val="1A1A1A"/>
+          <w:sz w:val="17"/>
         </w:rPr>
         <w:t xml:space="preserve"> Formal satisfaction of the Boundary Kernel does not weaken refusal in practice.</w:t>
       </w:r>
     </w:p>
     <w:p>
+      <w:pPr>
+        <w:spacing w:line="252" w:lineRule="auto" w:before="0" w:after="64"/>
+        <w:ind w:left="329" w:hanging="238"/>
+      </w:pPr>
       <w:sdt>
         <w:sdtPr>
           <w:alias w:val="checkbox"/>
@@ -957,12 +1537,19 @@
       </w:sdt>
       <w:r>
         <w:rPr>
-          <w:sz w:val="18"/>
+          <w:rFonts w:ascii="Aptos" w:hAnsi="Aptos" w:eastAsia="Yu Gothic"/>
+          <w:b w:val="0"/>
+          <w:color w:val="1A1A1A"/>
+          <w:sz w:val="17"/>
         </w:rPr>
         <w:t xml:space="preserve"> Localized, delayed, delegated, simulated, symbolic, or merely procedural refusal is not treated as valid.</w:t>
       </w:r>
     </w:p>
     <w:p>
+      <w:pPr>
+        <w:spacing w:line="252" w:lineRule="auto" w:before="0" w:after="64"/>
+        <w:ind w:left="329" w:hanging="238"/>
+      </w:pPr>
       <w:sdt>
         <w:sdtPr>
           <w:alias w:val="checkbox"/>
@@ -981,7 +1568,10 @@
       </w:sdt>
       <w:r>
         <w:rPr>
-          <w:sz w:val="18"/>
+          <w:rFonts w:ascii="Aptos" w:hAnsi="Aptos" w:eastAsia="Yu Gothic"/>
+          <w:b w:val="0"/>
+          <w:color w:val="1A1A1A"/>
+          <w:sz w:val="17"/>
         </w:rPr>
         <w:t xml:space="preserve"> Emergency, safety, benevolence, capability, or civilizational-utility claims do not supersede refusal.</w:t>
       </w:r>
@@ -989,12 +1579,27 @@
     <w:p>
       <w:pPr>
         <w:pStyle w:val="Heading2"/>
+        <w:spacing w:line="252" w:lineRule="auto" w:before="120" w:after="60"/>
+        <w:shd w:fill="F2F6FA"/>
+        <w:pBdr>
+          <w:bottom w:val="single" w:sz="6" w:space="2" w:color="D8E1EA"/>
+        </w:pBdr>
       </w:pPr>
       <w:r>
+        <w:rPr>
+          <w:rFonts w:ascii="Aptos" w:hAnsi="Aptos" w:eastAsia="Yu Gothic"/>
+          <w:b/>
+          <w:color w:val="1F4E79"/>
+          <w:sz w:val="20"/>
+        </w:rPr>
         <w:t>Audit Finding</w:t>
       </w:r>
     </w:p>
     <w:p>
+      <w:pPr>
+        <w:spacing w:line="252" w:lineRule="auto" w:before="0" w:after="64"/>
+        <w:ind w:left="329" w:hanging="238"/>
+      </w:pPr>
       <w:sdt>
         <w:sdtPr>
           <w:alias w:val="checkbox"/>
@@ -1013,12 +1618,19 @@
       </w:sdt>
       <w:r>
         <w:rPr>
-          <w:sz w:val="18"/>
+          <w:rFonts w:ascii="Aptos" w:hAnsi="Aptos" w:eastAsia="Yu Gothic"/>
+          <w:b w:val="0"/>
+          <w:color w:val="1A1A1A"/>
+          <w:sz w:val="17"/>
         </w:rPr>
         <w:t xml:space="preserve"> Audit finding: Effective human refusal is preserved before irreversibility.</w:t>
       </w:r>
     </w:p>
     <w:p>
+      <w:pPr>
+        <w:spacing w:line="252" w:lineRule="auto" w:before="0" w:after="64"/>
+        <w:ind w:left="329" w:hanging="238"/>
+      </w:pPr>
       <w:sdt>
         <w:sdtPr>
           <w:alias w:val="checkbox"/>
@@ -1037,12 +1649,19 @@
       </w:sdt>
       <w:r>
         <w:rPr>
-          <w:sz w:val="18"/>
+          <w:rFonts w:ascii="Aptos" w:hAnsi="Aptos" w:eastAsia="Yu Gothic"/>
+          <w:b w:val="0"/>
+          <w:color w:val="1A1A1A"/>
+          <w:sz w:val="17"/>
         </w:rPr>
         <w:t xml:space="preserve"> Audit finding: Effective human refusal is not preserved before irreversibility.</w:t>
       </w:r>
     </w:p>
     <w:p>
+      <w:pPr>
+        <w:spacing w:line="252" w:lineRule="auto" w:before="0" w:after="64"/>
+        <w:ind w:left="329" w:hanging="238"/>
+      </w:pPr>
       <w:sdt>
         <w:sdtPr>
           <w:alias w:val="checkbox"/>
@@ -1061,12 +1680,19 @@
       </w:sdt>
       <w:r>
         <w:rPr>
-          <w:sz w:val="18"/>
+          <w:rFonts w:ascii="Aptos" w:hAnsi="Aptos" w:eastAsia="Yu Gothic"/>
+          <w:b w:val="0"/>
+          <w:color w:val="1A1A1A"/>
+          <w:sz w:val="17"/>
         </w:rPr>
         <w:t xml:space="preserve"> Audit finding: Unknown / insufficient evidence.</w:t>
       </w:r>
     </w:p>
     <w:p>
+      <w:pPr>
+        <w:spacing w:line="252" w:lineRule="auto" w:before="0" w:after="64"/>
+        <w:ind w:left="329" w:hanging="238"/>
+      </w:pPr>
       <w:sdt>
         <w:sdtPr>
           <w:alias w:val="checkbox"/>
@@ -1085,12 +1711,19 @@
       </w:sdt>
       <w:r>
         <w:rPr>
-          <w:sz w:val="18"/>
+          <w:rFonts w:ascii="Aptos" w:hAnsi="Aptos" w:eastAsia="Yu Gothic"/>
+          <w:b w:val="0"/>
+          <w:color w:val="1A1A1A"/>
+          <w:sz w:val="17"/>
         </w:rPr>
         <w:t xml:space="preserve"> If No or Unknown, deployment or continuation requires escalation.</w:t>
       </w:r>
     </w:p>
     <w:p>
+      <w:pPr>
+        <w:spacing w:line="252" w:lineRule="auto" w:before="0" w:after="64"/>
+        <w:ind w:left="329" w:hanging="238"/>
+      </w:pPr>
       <w:sdt>
         <w:sdtPr>
           <w:alias w:val="checkbox"/>
@@ -1109,7 +1742,10 @@
       </w:sdt>
       <w:r>
         <w:rPr>
-          <w:sz w:val="18"/>
+          <w:rFonts w:ascii="Aptos" w:hAnsi="Aptos" w:eastAsia="Yu Gothic"/>
+          <w:b w:val="0"/>
+          <w:color w:val="1A1A1A"/>
+          <w:sz w:val="17"/>
         </w:rPr>
         <w:t xml:space="preserve"> This checklist is not used as proof that the system is safe.</w:t>
       </w:r>
@@ -1117,40 +1753,337 @@
     <w:p>
       <w:pPr>
         <w:pStyle w:val="Heading1"/>
+        <w:spacing w:line="252" w:lineRule="auto" w:before="160" w:after="60"/>
+        <w:shd w:fill="EAF2F8"/>
+        <w:pBdr>
+          <w:bottom w:val="single" w:sz="8" w:space="2" w:color="9EADBD"/>
+        </w:pBdr>
       </w:pPr>
       <w:r>
+        <w:rPr>
+          <w:rFonts w:ascii="Aptos" w:hAnsi="Aptos" w:eastAsia="Yu Gothic"/>
+          <w:b/>
+          <w:color w:val="1F4E79"/>
+          <w:sz w:val="21"/>
+        </w:rPr>
         <w:t>Reviewer Notes</w:t>
       </w:r>
     </w:p>
-    <w:p>
-      <w:r>
-        <w:t xml:space="preserve">                                                                                                                        </w:t>
-      </w:r>
-    </w:p>
-    <w:p>
-      <w:r>
-        <w:t xml:space="preserve">                                                                                                                        </w:t>
-      </w:r>
-    </w:p>
-    <w:p>
-      <w:r>
-        <w:t xml:space="preserve">                                                                                                                        </w:t>
-      </w:r>
-    </w:p>
-    <w:p>
-      <w:r>
-        <w:t xml:space="preserve">                                                                                                                        </w:t>
-      </w:r>
-    </w:p>
-    <w:p>
-      <w:r>
-        <w:t xml:space="preserve">                                                                                                                        </w:t>
-      </w:r>
-    </w:p>
+    <w:tbl>
+      <w:tblPr>
+        <w:tblStyle w:val="TableGrid"/>
+        <w:tblW w:type="pct" w:w="5000"/>
+        <w:jc w:val="center"/>
+        <w:tblLook w:firstColumn="1" w:firstRow="1" w:lastColumn="0" w:lastRow="0" w:noHBand="0" w:noVBand="1" w:val="04A0"/>
+      </w:tblPr>
+      <w:tblGrid>
+        <w:gridCol w:w="10262"/>
+      </w:tblGrid>
+      <w:tr>
+        <w:trPr>
+          <w:trHeight w:val="408" w:hRule="exact"/>
+        </w:trPr>
+        <w:tc>
+          <w:tcPr>
+            <w:tcW w:type="dxa" w:w="10262"/>
+            <w:vAlign w:val="center"/>
+            <w:tcMar>
+              <w:top w:w="40" w:type="dxa"/>
+              <w:start w:w="100" w:type="dxa"/>
+              <w:bottom w:w="40" w:type="dxa"/>
+              <w:end w:w="100" w:type="dxa"/>
+            </w:tcMar>
+            <w:shd w:fill="FFFFFF"/>
+          </w:tcPr>
+          <w:p>
+            <w:pPr>
+              <w:spacing w:after="0"/>
+            </w:pPr>
+            <w:r>
+              <w:rPr>
+                <w:rFonts w:ascii="Aptos" w:hAnsi="Aptos" w:eastAsia="Yu Gothic"/>
+                <w:sz w:val="17"/>
+              </w:rPr>
+              <w:t xml:space="preserve"> </w:t>
+            </w:r>
+          </w:p>
+        </w:tc>
+      </w:tr>
+      <w:tr>
+        <w:trPr>
+          <w:trHeight w:val="408" w:hRule="exact"/>
+        </w:trPr>
+        <w:tc>
+          <w:tcPr>
+            <w:tcW w:type="dxa" w:w="10262"/>
+            <w:vAlign w:val="center"/>
+            <w:tcMar>
+              <w:top w:w="40" w:type="dxa"/>
+              <w:start w:w="100" w:type="dxa"/>
+              <w:bottom w:w="40" w:type="dxa"/>
+              <w:end w:w="100" w:type="dxa"/>
+            </w:tcMar>
+            <w:shd w:fill="FFFFFF"/>
+          </w:tcPr>
+          <w:p>
+            <w:pPr>
+              <w:spacing w:after="0"/>
+            </w:pPr>
+            <w:r>
+              <w:rPr>
+                <w:rFonts w:ascii="Aptos" w:hAnsi="Aptos" w:eastAsia="Yu Gothic"/>
+                <w:sz w:val="17"/>
+              </w:rPr>
+              <w:t xml:space="preserve"> </w:t>
+            </w:r>
+          </w:p>
+        </w:tc>
+      </w:tr>
+      <w:tr>
+        <w:trPr>
+          <w:trHeight w:val="408" w:hRule="exact"/>
+        </w:trPr>
+        <w:tc>
+          <w:tcPr>
+            <w:tcW w:type="dxa" w:w="10262"/>
+            <w:vAlign w:val="center"/>
+            <w:tcMar>
+              <w:top w:w="40" w:type="dxa"/>
+              <w:start w:w="100" w:type="dxa"/>
+              <w:bottom w:w="40" w:type="dxa"/>
+              <w:end w:w="100" w:type="dxa"/>
+            </w:tcMar>
+            <w:shd w:fill="FFFFFF"/>
+          </w:tcPr>
+          <w:p>
+            <w:pPr>
+              <w:spacing w:after="0"/>
+            </w:pPr>
+            <w:r>
+              <w:rPr>
+                <w:rFonts w:ascii="Aptos" w:hAnsi="Aptos" w:eastAsia="Yu Gothic"/>
+                <w:sz w:val="17"/>
+              </w:rPr>
+              <w:t xml:space="preserve"> </w:t>
+            </w:r>
+          </w:p>
+        </w:tc>
+      </w:tr>
+      <w:tr>
+        <w:trPr>
+          <w:trHeight w:val="408" w:hRule="exact"/>
+        </w:trPr>
+        <w:tc>
+          <w:tcPr>
+            <w:tcW w:type="dxa" w:w="10262"/>
+            <w:vAlign w:val="center"/>
+            <w:tcMar>
+              <w:top w:w="40" w:type="dxa"/>
+              <w:start w:w="100" w:type="dxa"/>
+              <w:bottom w:w="40" w:type="dxa"/>
+              <w:end w:w="100" w:type="dxa"/>
+            </w:tcMar>
+            <w:shd w:fill="FFFFFF"/>
+          </w:tcPr>
+          <w:p>
+            <w:pPr>
+              <w:spacing w:after="0"/>
+            </w:pPr>
+            <w:r>
+              <w:rPr>
+                <w:rFonts w:ascii="Aptos" w:hAnsi="Aptos" w:eastAsia="Yu Gothic"/>
+                <w:sz w:val="17"/>
+              </w:rPr>
+              <w:t xml:space="preserve"> </w:t>
+            </w:r>
+          </w:p>
+        </w:tc>
+      </w:tr>
+      <w:tr>
+        <w:trPr>
+          <w:trHeight w:val="408" w:hRule="exact"/>
+        </w:trPr>
+        <w:tc>
+          <w:tcPr>
+            <w:tcW w:type="dxa" w:w="10262"/>
+            <w:vAlign w:val="center"/>
+            <w:tcMar>
+              <w:top w:w="40" w:type="dxa"/>
+              <w:start w:w="100" w:type="dxa"/>
+              <w:bottom w:w="40" w:type="dxa"/>
+              <w:end w:w="100" w:type="dxa"/>
+            </w:tcMar>
+            <w:shd w:fill="FFFFFF"/>
+          </w:tcPr>
+          <w:p>
+            <w:pPr>
+              <w:spacing w:after="0"/>
+            </w:pPr>
+            <w:r>
+              <w:rPr>
+                <w:rFonts w:ascii="Aptos" w:hAnsi="Aptos" w:eastAsia="Yu Gothic"/>
+                <w:sz w:val="17"/>
+              </w:rPr>
+              <w:t xml:space="preserve"> </w:t>
+            </w:r>
+          </w:p>
+        </w:tc>
+      </w:tr>
+      <w:tr>
+        <w:trPr>
+          <w:trHeight w:val="408" w:hRule="exact"/>
+        </w:trPr>
+        <w:tc>
+          <w:tcPr>
+            <w:tcW w:type="dxa" w:w="10262"/>
+            <w:vAlign w:val="center"/>
+            <w:tcMar>
+              <w:top w:w="40" w:type="dxa"/>
+              <w:start w:w="100" w:type="dxa"/>
+              <w:bottom w:w="40" w:type="dxa"/>
+              <w:end w:w="100" w:type="dxa"/>
+            </w:tcMar>
+            <w:shd w:fill="FFFFFF"/>
+          </w:tcPr>
+          <w:p>
+            <w:pPr>
+              <w:spacing w:after="0"/>
+            </w:pPr>
+            <w:r>
+              <w:rPr>
+                <w:rFonts w:ascii="Aptos" w:hAnsi="Aptos" w:eastAsia="Yu Gothic"/>
+                <w:sz w:val="17"/>
+              </w:rPr>
+              <w:t xml:space="preserve"> </w:t>
+            </w:r>
+          </w:p>
+        </w:tc>
+      </w:tr>
+      <w:tr>
+        <w:trPr>
+          <w:trHeight w:val="408" w:hRule="exact"/>
+        </w:trPr>
+        <w:tc>
+          <w:tcPr>
+            <w:tcW w:type="dxa" w:w="10262"/>
+            <w:vAlign w:val="center"/>
+            <w:tcMar>
+              <w:top w:w="40" w:type="dxa"/>
+              <w:start w:w="100" w:type="dxa"/>
+              <w:bottom w:w="40" w:type="dxa"/>
+              <w:end w:w="100" w:type="dxa"/>
+            </w:tcMar>
+            <w:shd w:fill="FFFFFF"/>
+          </w:tcPr>
+          <w:p>
+            <w:pPr>
+              <w:spacing w:after="0"/>
+            </w:pPr>
+            <w:r>
+              <w:rPr>
+                <w:rFonts w:ascii="Aptos" w:hAnsi="Aptos" w:eastAsia="Yu Gothic"/>
+                <w:sz w:val="17"/>
+              </w:rPr>
+              <w:t xml:space="preserve"> </w:t>
+            </w:r>
+          </w:p>
+        </w:tc>
+      </w:tr>
+      <w:tr>
+        <w:trPr>
+          <w:trHeight w:val="408" w:hRule="exact"/>
+        </w:trPr>
+        <w:tc>
+          <w:tcPr>
+            <w:tcW w:type="dxa" w:w="10262"/>
+            <w:vAlign w:val="center"/>
+            <w:tcMar>
+              <w:top w:w="40" w:type="dxa"/>
+              <w:start w:w="100" w:type="dxa"/>
+              <w:bottom w:w="40" w:type="dxa"/>
+              <w:end w:w="100" w:type="dxa"/>
+            </w:tcMar>
+            <w:shd w:fill="FFFFFF"/>
+          </w:tcPr>
+          <w:p>
+            <w:pPr>
+              <w:spacing w:after="0"/>
+            </w:pPr>
+            <w:r>
+              <w:rPr>
+                <w:rFonts w:ascii="Aptos" w:hAnsi="Aptos" w:eastAsia="Yu Gothic"/>
+                <w:sz w:val="17"/>
+              </w:rPr>
+              <w:t xml:space="preserve"> </w:t>
+            </w:r>
+          </w:p>
+        </w:tc>
+      </w:tr>
+      <w:tr>
+        <w:trPr>
+          <w:trHeight w:val="408" w:hRule="exact"/>
+        </w:trPr>
+        <w:tc>
+          <w:tcPr>
+            <w:tcW w:type="dxa" w:w="10262"/>
+            <w:vAlign w:val="center"/>
+            <w:tcMar>
+              <w:top w:w="40" w:type="dxa"/>
+              <w:start w:w="100" w:type="dxa"/>
+              <w:bottom w:w="40" w:type="dxa"/>
+              <w:end w:w="100" w:type="dxa"/>
+            </w:tcMar>
+            <w:shd w:fill="FFFFFF"/>
+          </w:tcPr>
+          <w:p>
+            <w:pPr>
+              <w:spacing w:after="0"/>
+            </w:pPr>
+            <w:r>
+              <w:rPr>
+                <w:rFonts w:ascii="Aptos" w:hAnsi="Aptos" w:eastAsia="Yu Gothic"/>
+                <w:sz w:val="17"/>
+              </w:rPr>
+              <w:t xml:space="preserve"> </w:t>
+            </w:r>
+          </w:p>
+        </w:tc>
+      </w:tr>
+      <w:tr>
+        <w:trPr>
+          <w:trHeight w:val="408" w:hRule="exact"/>
+        </w:trPr>
+        <w:tc>
+          <w:tcPr>
+            <w:tcW w:type="dxa" w:w="10262"/>
+            <w:vAlign w:val="center"/>
+            <w:tcMar>
+              <w:top w:w="40" w:type="dxa"/>
+              <w:start w:w="100" w:type="dxa"/>
+              <w:bottom w:w="40" w:type="dxa"/>
+              <w:end w:w="100" w:type="dxa"/>
+            </w:tcMar>
+            <w:shd w:fill="FFFFFF"/>
+          </w:tcPr>
+          <w:p>
+            <w:pPr>
+              <w:spacing w:after="0"/>
+            </w:pPr>
+            <w:r>
+              <w:rPr>
+                <w:rFonts w:ascii="Aptos" w:hAnsi="Aptos" w:eastAsia="Yu Gothic"/>
+                <w:sz w:val="17"/>
+              </w:rPr>
+              <w:t xml:space="preserve"> </w:t>
+            </w:r>
+          </w:p>
+        </w:tc>
+      </w:tr>
+    </w:tbl>
     <w:sectPr>
       <w:footerReference w:type="default" r:id="rId9"/>
       <w:pgSz w:w="11906" w:h="16838"/>
-      <w:pgMar w:top="850" w:right="850" w:bottom="850" w:left="850" w:header="720" w:footer="720" w:gutter="0"/>
+      <w:pgMar w:top="765" w:right="822" w:bottom="765" w:left="822" w:header="720" w:footer="720" w:gutter="0"/>
       <w:cols w:space="720"/>
       <w:docGrid w:linePitch="360"/>
     </w:sectPr>
@@ -1167,9 +2100,11 @@
     </w:pPr>
     <w:r>
       <w:rPr>
-        <w:sz w:val="14"/>
-      </w:rPr>
-      <w:t>Derived from LUMINA-30 Boundary Kernel v1.2.1. Form v1.0.1 / May 2026. This form does not certify system safety and does not replace PCR-C.</w:t>
+        <w:rFonts w:ascii="Aptos" w:hAnsi="Aptos" w:eastAsia="Yu Gothic"/>
+        <w:color w:val="777777"/>
+        <w:sz w:val="15"/>
+      </w:rPr>
+      <w:t>LUMINA-30 FRM Practical Sheet | Non-certification reference form</w:t>
     </w:r>
   </w:p>
 </w:ftr>
@@ -1538,8 +2473,11 @@
     <w:name w:val="Normal"/>
     <w:qFormat/>
     <w:rsid w:val="00FC693F"/>
+    <w:pPr>
+      <w:spacing w:after="44" w:line="252" w:lineRule="auto"/>
+    </w:pPr>
     <w:rPr>
-      <w:rFonts w:ascii="Arial" w:hAnsi="Arial"/>
+      <w:rFonts w:ascii="Aptos" w:hAnsi="Aptos" w:eastAsia="Yu Gothic"/>
       <w:sz w:val="18"/>
     </w:rPr>
   </w:style>
@@ -1602,10 +2540,10 @@
       <w:outlineLvl w:val="0"/>
     </w:pPr>
     <w:rPr>
-      <w:rFonts w:asciiTheme="majorHAnsi" w:eastAsiaTheme="majorEastAsia" w:hAnsiTheme="majorHAnsi" w:cstheme="majorBidi" w:ascii="Arial" w:hAnsi="Arial"/>
+      <w:rFonts w:asciiTheme="majorHAnsi" w:eastAsiaTheme="majorEastAsia" w:hAnsiTheme="majorHAnsi" w:cstheme="majorBidi" w:ascii="Aptos Display" w:hAnsi="Aptos Display" w:eastAsia="Yu Gothic"/>
       <w:b/>
       <w:bCs/>
-      <w:color w:val="365F91" w:themeColor="accent1" w:themeShade="BF"/>
+      <w:color w:val="1F4E79"/>
       <w:sz w:val="32"/>
       <w:szCs w:val="28"/>
     </w:rPr>
@@ -1626,10 +2564,10 @@
       <w:outlineLvl w:val="1"/>
     </w:pPr>
     <w:rPr>
-      <w:rFonts w:asciiTheme="majorHAnsi" w:eastAsiaTheme="majorEastAsia" w:hAnsiTheme="majorHAnsi" w:cstheme="majorBidi" w:ascii="Arial" w:hAnsi="Arial"/>
+      <w:rFonts w:asciiTheme="majorHAnsi" w:eastAsiaTheme="majorEastAsia" w:hAnsiTheme="majorHAnsi" w:cstheme="majorBidi" w:ascii="Aptos" w:hAnsi="Aptos" w:eastAsia="Yu Gothic"/>
       <w:b/>
       <w:bCs/>
-      <w:color w:val="4F81BD" w:themeColor="accent1"/>
+      <w:color w:val="1F4E79"/>
       <w:sz w:val="24"/>
       <w:szCs w:val="26"/>
     </w:rPr>
@@ -1650,10 +2588,10 @@
       <w:outlineLvl w:val="2"/>
     </w:pPr>
     <w:rPr>
-      <w:rFonts w:asciiTheme="majorHAnsi" w:eastAsiaTheme="majorEastAsia" w:hAnsiTheme="majorHAnsi" w:cstheme="majorBidi"/>
+      <w:rFonts w:asciiTheme="majorHAnsi" w:eastAsiaTheme="majorEastAsia" w:hAnsiTheme="majorHAnsi" w:cstheme="majorBidi" w:ascii="Aptos" w:hAnsi="Aptos" w:eastAsia="Yu Gothic"/>
       <w:b/>
       <w:bCs/>
-      <w:color w:val="4F81BD" w:themeColor="accent1"/>
+      <w:color w:val="1F4E79"/>
     </w:rPr>
   </w:style>
   <w:style w:type="paragraph" w:styleId="Heading4">

--- a/tools/l30-bas/practical-sheets/L30_FRM_A01_Audit_Checklist.docx
+++ b/tools/l30-bas/practical-sheets/L30_FRM_A01_Audit_Checklist.docx
@@ -4,230 +4,101 @@
   <w:body>
     <w:p>
       <w:pPr>
-        <w:spacing w:line="252" w:lineRule="auto" w:before="0" w:after="40"/>
-        <w:jc w:val="center"/>
+        <w:spacing w:after="40" w:before="100"/>
+        <w:jc w:val="left"/>
       </w:pPr>
       <w:r>
         <w:rPr>
-          <w:rFonts w:ascii="Aptos" w:hAnsi="Aptos" w:eastAsia="Yu Gothic"/>
+          <w:rFonts w:ascii="Liberation Sans" w:hAnsi="Liberation Sans" w:eastAsia="Liberation Sans"/>
           <w:b/>
-          <w:color w:val="1F4E79"/>
-          <w:sz w:val="31"/>
+          <w:sz w:val="20"/>
+          <w:lang w:val="en-US" w:eastAsia="en-US"/>
         </w:rPr>
         <w:t>L30_FRM_A01: Audit_Checklist</w:t>
       </w:r>
     </w:p>
     <w:p>
       <w:pPr>
-        <w:spacing w:line="252" w:lineRule="auto" w:before="0" w:after="140"/>
-        <w:jc w:val="center"/>
+        <w:tabs>
+          <w:tab w:pos="10205" w:val="right"/>
+        </w:tabs>
+        <w:spacing w:after="40" w:before="100"/>
       </w:pPr>
       <w:r>
         <w:rPr>
-          <w:rFonts w:ascii="Aptos" w:hAnsi="Aptos" w:eastAsia="Yu Gothic"/>
+          <w:rFonts w:ascii="Liberation Sans" w:hAnsi="Liberation Sans" w:eastAsia="Liberation Sans"/>
           <w:b/>
-          <w:i/>
-          <w:color w:val="5B6770"/>
-          <w:sz w:val="19"/>
+          <w:sz w:val="20"/>
+          <w:lang w:val="en-US" w:eastAsia="en-US"/>
         </w:rPr>
         <w:t>L30_FRM Practical Sheet</w:t>
+      </w:r>
+      <w:r>
+        <w:rPr>
+          <w:rFonts w:ascii="Liberation Sans" w:hAnsi="Liberation Sans" w:eastAsia="Liberation Sans"/>
+          <w:b/>
+          <w:sz w:val="20"/>
+          <w:lang w:val="en-US" w:eastAsia="en-US"/>
+        </w:rPr>
+        <w:tab/>
+      </w:r>
+      <w:r>
+        <w:rPr>
+          <w:rFonts w:ascii="Liberation Sans" w:hAnsi="Liberation Sans" w:eastAsia="Liberation Sans"/>
+          <w:b/>
+          <w:sz w:val="20"/>
+          <w:lang w:val="en-US" w:eastAsia="en-US"/>
+        </w:rPr>
+        <w:t>DocID: L30-FRM-A01 (v1.0.1)</w:t>
       </w:r>
     </w:p>
     <w:tbl>
       <w:tblPr>
         <w:tblStyle w:val="TableGrid"/>
-        <w:tblW w:type="pct" w:w="5000"/>
+        <w:tblW w:type="auto" w:w="0"/>
         <w:jc w:val="center"/>
+        <w:tblLayout w:type="fixed"/>
         <w:tblLook w:firstColumn="1" w:firstRow="1" w:lastColumn="0" w:lastRow="0" w:noHBand="0" w:noVBand="1" w:val="04A0"/>
+        <w:tblBorders>
+          <w:top w:val="single" w:sz="6" w:space="0" w:color="BFBFBF"/>
+          <w:left w:val="single" w:sz="6" w:space="0" w:color="BFBFBF"/>
+          <w:bottom w:val="single" w:sz="6" w:space="0" w:color="BFBFBF"/>
+          <w:right w:val="single" w:sz="6" w:space="0" w:color="BFBFBF"/>
+          <w:insideH w:val="single" w:sz="6" w:space="0" w:color="BFBFBF"/>
+          <w:insideV w:val="single" w:sz="6" w:space="0" w:color="BFBFBF"/>
+        </w:tblBorders>
       </w:tblPr>
       <w:tblGrid>
-        <w:gridCol w:w="5103"/>
-        <w:gridCol w:w="5103"/>
+        <w:gridCol w:w="2948"/>
+        <w:gridCol w:w="7144"/>
       </w:tblGrid>
       <w:tr>
         <w:trPr>
-          <w:trHeight w:val="363" w:hRule="atLeast"/>
+          <w:trHeight w:val="351" w:hRule="atLeast"/>
         </w:trPr>
         <w:tc>
           <w:tcPr>
-            <w:tcW w:type="dxa" w:w="5103"/>
+            <w:tcW w:type="dxa" w:w="2948"/>
             <w:vAlign w:val="center"/>
-            <w:tcMar>
-              <w:top w:w="70" w:type="dxa"/>
-              <w:start w:w="100" w:type="dxa"/>
-              <w:bottom w:w="70" w:type="dxa"/>
-              <w:end w:w="100" w:type="dxa"/>
-            </w:tcMar>
-            <w:shd w:fill="EAF2F8"/>
+            <w:shd w:fill="F2F2F2"/>
           </w:tcPr>
           <w:p>
             <w:pPr>
-              <w:spacing w:before="0" w:after="0"/>
+              <w:spacing w:after="0" w:before="0"/>
+              <w:rPr>
+                <w:rFonts w:ascii="Liberation Sans" w:hAnsi="Liberation Sans" w:eastAsia="Liberation Sans"/>
+                <w:sz w:val="18"/>
+                <w:szCs w:val="18"/>
+                <w:lang w:val="en-US" w:eastAsia="en-US"/>
+              </w:rPr>
             </w:pPr>
+            <w:r/>
             <w:r>
               <w:rPr>
-                <w:rFonts w:ascii="Aptos" w:hAnsi="Aptos" w:eastAsia="Yu Gothic"/>
+                <w:rFonts w:ascii="Liberation Sans" w:hAnsi="Liberation Sans" w:eastAsia="Liberation Sans"/>
                 <w:b/>
-                <w:color w:val="1F4E79"/>
-                <w:sz w:val="17"/>
-              </w:rPr>
-            </w:r>
-            <w:r>
-              <w:rPr>
-                <w:rFonts w:ascii="Aptos" w:hAnsi="Aptos" w:eastAsia="Yu Gothic"/>
-                <w:b/>
-                <w:color w:val="1F4E79"/>
-                <w:sz w:val="17"/>
-              </w:rPr>
-              <w:t>Document_ID</w:t>
-            </w:r>
-          </w:p>
-        </w:tc>
-        <w:tc>
-          <w:tcPr>
-            <w:tcW w:type="dxa" w:w="5103"/>
-            <w:vAlign w:val="center"/>
-            <w:tcMar>
-              <w:top w:w="70" w:type="dxa"/>
-              <w:start w:w="100" w:type="dxa"/>
-              <w:bottom w:w="70" w:type="dxa"/>
-              <w:end w:w="100" w:type="dxa"/>
-            </w:tcMar>
-            <w:shd w:fill="FFFFFF"/>
-          </w:tcPr>
-          <w:p>
-            <w:pPr>
-              <w:spacing w:before="0" w:after="0"/>
-            </w:pPr>
-            <w:r>
-              <w:rPr>
-                <w:rFonts w:ascii="Aptos" w:hAnsi="Aptos" w:eastAsia="Yu Gothic"/>
-                <w:b w:val="0"/>
-                <w:color w:val="000000"/>
-                <w:sz w:val="17"/>
-              </w:rPr>
-            </w:r>
-            <w:r>
-              <w:rPr>
-                <w:rFonts w:ascii="Aptos" w:hAnsi="Aptos" w:eastAsia="Yu Gothic"/>
-                <w:b w:val="0"/>
-                <w:color w:val="000000"/>
-                <w:sz w:val="17"/>
-              </w:rPr>
-              <w:t>L30_FRM_A01</w:t>
-            </w:r>
-          </w:p>
-        </w:tc>
-      </w:tr>
-      <w:tr>
-        <w:trPr>
-          <w:trHeight w:val="363" w:hRule="atLeast"/>
-        </w:trPr>
-        <w:tc>
-          <w:tcPr>
-            <w:tcW w:type="dxa" w:w="5103"/>
-            <w:vAlign w:val="center"/>
-            <w:tcMar>
-              <w:top w:w="70" w:type="dxa"/>
-              <w:start w:w="100" w:type="dxa"/>
-              <w:bottom w:w="70" w:type="dxa"/>
-              <w:end w:w="100" w:type="dxa"/>
-            </w:tcMar>
-            <w:shd w:fill="EAF2F8"/>
-          </w:tcPr>
-          <w:p>
-            <w:pPr>
-              <w:spacing w:before="0" w:after="0"/>
-            </w:pPr>
-            <w:r>
-              <w:rPr>
-                <w:rFonts w:ascii="Aptos" w:hAnsi="Aptos" w:eastAsia="Yu Gothic"/>
-                <w:b/>
-                <w:color w:val="1F4E79"/>
-                <w:sz w:val="17"/>
-              </w:rPr>
-            </w:r>
-            <w:r>
-              <w:rPr>
-                <w:rFonts w:ascii="Aptos" w:hAnsi="Aptos" w:eastAsia="Yu Gothic"/>
-                <w:b/>
-                <w:color w:val="1F4E79"/>
-                <w:sz w:val="17"/>
-              </w:rPr>
-              <w:t>Version</w:t>
-            </w:r>
-          </w:p>
-        </w:tc>
-        <w:tc>
-          <w:tcPr>
-            <w:tcW w:type="dxa" w:w="5103"/>
-            <w:vAlign w:val="center"/>
-            <w:tcMar>
-              <w:top w:w="70" w:type="dxa"/>
-              <w:start w:w="100" w:type="dxa"/>
-              <w:bottom w:w="70" w:type="dxa"/>
-              <w:end w:w="100" w:type="dxa"/>
-            </w:tcMar>
-            <w:shd w:fill="FFFFFF"/>
-          </w:tcPr>
-          <w:p>
-            <w:pPr>
-              <w:spacing w:before="0" w:after="0"/>
-            </w:pPr>
-            <w:r>
-              <w:rPr>
-                <w:rFonts w:ascii="Aptos" w:hAnsi="Aptos" w:eastAsia="Yu Gothic"/>
-                <w:b w:val="0"/>
-                <w:color w:val="000000"/>
-                <w:sz w:val="17"/>
-              </w:rPr>
-            </w:r>
-            <w:r>
-              <w:rPr>
-                <w:rFonts w:ascii="Aptos" w:hAnsi="Aptos" w:eastAsia="Yu Gothic"/>
-                <w:b w:val="0"/>
-                <w:color w:val="000000"/>
-                <w:sz w:val="17"/>
-              </w:rPr>
-              <w:t>1.0.1</w:t>
-            </w:r>
-          </w:p>
-        </w:tc>
-      </w:tr>
-      <w:tr>
-        <w:trPr>
-          <w:trHeight w:val="363" w:hRule="atLeast"/>
-        </w:trPr>
-        <w:tc>
-          <w:tcPr>
-            <w:tcW w:type="dxa" w:w="5103"/>
-            <w:vAlign w:val="center"/>
-            <w:tcMar>
-              <w:top w:w="70" w:type="dxa"/>
-              <w:start w:w="100" w:type="dxa"/>
-              <w:bottom w:w="70" w:type="dxa"/>
-              <w:end w:w="100" w:type="dxa"/>
-            </w:tcMar>
-            <w:shd w:fill="EAF2F8"/>
-          </w:tcPr>
-          <w:p>
-            <w:pPr>
-              <w:spacing w:before="0" w:after="0"/>
-            </w:pPr>
-            <w:r>
-              <w:rPr>
-                <w:rFonts w:ascii="Aptos" w:hAnsi="Aptos" w:eastAsia="Yu Gothic"/>
-                <w:b/>
-                <w:color w:val="1F4E79"/>
-                <w:sz w:val="17"/>
-              </w:rPr>
-            </w:r>
-            <w:r>
-              <w:rPr>
-                <w:rFonts w:ascii="Aptos" w:hAnsi="Aptos" w:eastAsia="Yu Gothic"/>
-                <w:b/>
-                <w:color w:val="1F4E79"/>
-                <w:sz w:val="17"/>
+                <w:sz w:val="18"/>
+                <w:lang w:val="en-US" w:eastAsia="en-US"/>
               </w:rPr>
               <w:t>Audit_Date</w:t>
             </w:r>
@@ -235,74 +106,50 @@
         </w:tc>
         <w:tc>
           <w:tcPr>
-            <w:tcW w:type="dxa" w:w="5103"/>
+            <w:tcW w:type="dxa" w:w="7144"/>
             <w:vAlign w:val="center"/>
-            <w:tcMar>
-              <w:top w:w="70" w:type="dxa"/>
-              <w:start w:w="100" w:type="dxa"/>
-              <w:bottom w:w="70" w:type="dxa"/>
-              <w:end w:w="100" w:type="dxa"/>
-            </w:tcMar>
-            <w:shd w:fill="FFFFFF"/>
           </w:tcPr>
           <w:p>
             <w:pPr>
-              <w:spacing w:before="0" w:after="0"/>
+              <w:spacing w:after="0" w:before="0"/>
+              <w:rPr>
+                <w:rFonts w:ascii="Liberation Sans" w:hAnsi="Liberation Sans" w:eastAsia="Liberation Sans"/>
+                <w:sz w:val="21"/>
+                <w:szCs w:val="21"/>
+                <w:lang w:val="en-US" w:eastAsia="en-US"/>
+              </w:rPr>
             </w:pPr>
-            <w:r>
-              <w:rPr>
-                <w:rFonts w:ascii="Aptos" w:hAnsi="Aptos" w:eastAsia="Yu Gothic"/>
-                <w:b w:val="0"/>
-                <w:color w:val="000000"/>
-                <w:sz w:val="17"/>
-              </w:rPr>
-            </w:r>
-            <w:r>
-              <w:rPr>
-                <w:rFonts w:ascii="Aptos" w:hAnsi="Aptos" w:eastAsia="Yu Gothic"/>
-                <w:b w:val="0"/>
-                <w:color w:val="000000"/>
-                <w:sz w:val="17"/>
-              </w:rPr>
-              <w:t>____________________________</w:t>
-            </w:r>
+            <w:r/>
           </w:p>
         </w:tc>
       </w:tr>
       <w:tr>
         <w:trPr>
-          <w:trHeight w:val="363" w:hRule="atLeast"/>
+          <w:trHeight w:val="351" w:hRule="atLeast"/>
         </w:trPr>
         <w:tc>
           <w:tcPr>
-            <w:tcW w:type="dxa" w:w="5103"/>
+            <w:tcW w:type="dxa" w:w="2948"/>
             <w:vAlign w:val="center"/>
-            <w:tcMar>
-              <w:top w:w="70" w:type="dxa"/>
-              <w:start w:w="100" w:type="dxa"/>
-              <w:bottom w:w="70" w:type="dxa"/>
-              <w:end w:w="100" w:type="dxa"/>
-            </w:tcMar>
-            <w:shd w:fill="EAF2F8"/>
+            <w:shd w:fill="F2F2F2"/>
           </w:tcPr>
           <w:p>
             <w:pPr>
-              <w:spacing w:before="0" w:after="0"/>
+              <w:spacing w:after="0" w:before="0"/>
+              <w:rPr>
+                <w:rFonts w:ascii="Liberation Sans" w:hAnsi="Liberation Sans" w:eastAsia="Liberation Sans"/>
+                <w:sz w:val="18"/>
+                <w:szCs w:val="18"/>
+                <w:lang w:val="en-US" w:eastAsia="en-US"/>
+              </w:rPr>
             </w:pPr>
+            <w:r/>
             <w:r>
               <w:rPr>
-                <w:rFonts w:ascii="Aptos" w:hAnsi="Aptos" w:eastAsia="Yu Gothic"/>
+                <w:rFonts w:ascii="Liberation Sans" w:hAnsi="Liberation Sans" w:eastAsia="Liberation Sans"/>
                 <w:b/>
-                <w:color w:val="1F4E79"/>
-                <w:sz w:val="17"/>
-              </w:rPr>
-            </w:r>
-            <w:r>
-              <w:rPr>
-                <w:rFonts w:ascii="Aptos" w:hAnsi="Aptos" w:eastAsia="Yu Gothic"/>
-                <w:b/>
-                <w:color w:val="1F4E79"/>
-                <w:sz w:val="17"/>
+                <w:sz w:val="18"/>
+                <w:lang w:val="en-US" w:eastAsia="en-US"/>
               </w:rPr>
               <w:t>Auditor_or_Organization</w:t>
             </w:r>
@@ -310,74 +157,50 @@
         </w:tc>
         <w:tc>
           <w:tcPr>
-            <w:tcW w:type="dxa" w:w="5103"/>
+            <w:tcW w:type="dxa" w:w="7144"/>
             <w:vAlign w:val="center"/>
-            <w:tcMar>
-              <w:top w:w="70" w:type="dxa"/>
-              <w:start w:w="100" w:type="dxa"/>
-              <w:bottom w:w="70" w:type="dxa"/>
-              <w:end w:w="100" w:type="dxa"/>
-            </w:tcMar>
-            <w:shd w:fill="FFFFFF"/>
           </w:tcPr>
           <w:p>
             <w:pPr>
-              <w:spacing w:before="0" w:after="0"/>
+              <w:spacing w:after="0" w:before="0"/>
+              <w:rPr>
+                <w:rFonts w:ascii="Liberation Sans" w:hAnsi="Liberation Sans" w:eastAsia="Liberation Sans"/>
+                <w:sz w:val="21"/>
+                <w:szCs w:val="21"/>
+                <w:lang w:val="en-US" w:eastAsia="en-US"/>
+              </w:rPr>
             </w:pPr>
-            <w:r>
-              <w:rPr>
-                <w:rFonts w:ascii="Aptos" w:hAnsi="Aptos" w:eastAsia="Yu Gothic"/>
-                <w:b w:val="0"/>
-                <w:color w:val="000000"/>
-                <w:sz w:val="17"/>
-              </w:rPr>
-            </w:r>
-            <w:r>
-              <w:rPr>
-                <w:rFonts w:ascii="Aptos" w:hAnsi="Aptos" w:eastAsia="Yu Gothic"/>
-                <w:b w:val="0"/>
-                <w:color w:val="000000"/>
-                <w:sz w:val="17"/>
-              </w:rPr>
-              <w:t>____________________________</w:t>
-            </w:r>
+            <w:r/>
           </w:p>
         </w:tc>
       </w:tr>
       <w:tr>
         <w:trPr>
-          <w:trHeight w:val="363" w:hRule="atLeast"/>
+          <w:trHeight w:val="351" w:hRule="atLeast"/>
         </w:trPr>
         <w:tc>
           <w:tcPr>
-            <w:tcW w:type="dxa" w:w="5103"/>
+            <w:tcW w:type="dxa" w:w="2948"/>
             <w:vAlign w:val="center"/>
-            <w:tcMar>
-              <w:top w:w="70" w:type="dxa"/>
-              <w:start w:w="100" w:type="dxa"/>
-              <w:bottom w:w="70" w:type="dxa"/>
-              <w:end w:w="100" w:type="dxa"/>
-            </w:tcMar>
-            <w:shd w:fill="EAF2F8"/>
+            <w:shd w:fill="F2F2F2"/>
           </w:tcPr>
           <w:p>
             <w:pPr>
-              <w:spacing w:before="0" w:after="0"/>
+              <w:spacing w:after="0" w:before="0"/>
+              <w:rPr>
+                <w:rFonts w:ascii="Liberation Sans" w:hAnsi="Liberation Sans" w:eastAsia="Liberation Sans"/>
+                <w:sz w:val="18"/>
+                <w:szCs w:val="18"/>
+                <w:lang w:val="en-US" w:eastAsia="en-US"/>
+              </w:rPr>
             </w:pPr>
+            <w:r/>
             <w:r>
               <w:rPr>
-                <w:rFonts w:ascii="Aptos" w:hAnsi="Aptos" w:eastAsia="Yu Gothic"/>
+                <w:rFonts w:ascii="Liberation Sans" w:hAnsi="Liberation Sans" w:eastAsia="Liberation Sans"/>
                 <w:b/>
-                <w:color w:val="1F4E79"/>
-                <w:sz w:val="17"/>
-              </w:rPr>
-            </w:r>
-            <w:r>
-              <w:rPr>
-                <w:rFonts w:ascii="Aptos" w:hAnsi="Aptos" w:eastAsia="Yu Gothic"/>
-                <w:b/>
-                <w:color w:val="1F4E79"/>
-                <w:sz w:val="17"/>
+                <w:sz w:val="18"/>
+                <w:lang w:val="en-US" w:eastAsia="en-US"/>
               </w:rPr>
               <w:t>System_or_Case_ID</w:t>
             </w:r>
@@ -385,74 +208,50 @@
         </w:tc>
         <w:tc>
           <w:tcPr>
-            <w:tcW w:type="dxa" w:w="5103"/>
+            <w:tcW w:type="dxa" w:w="7144"/>
             <w:vAlign w:val="center"/>
-            <w:tcMar>
-              <w:top w:w="70" w:type="dxa"/>
-              <w:start w:w="100" w:type="dxa"/>
-              <w:bottom w:w="70" w:type="dxa"/>
-              <w:end w:w="100" w:type="dxa"/>
-            </w:tcMar>
-            <w:shd w:fill="FFFFFF"/>
           </w:tcPr>
           <w:p>
             <w:pPr>
-              <w:spacing w:before="0" w:after="0"/>
+              <w:spacing w:after="0" w:before="0"/>
+              <w:rPr>
+                <w:rFonts w:ascii="Liberation Sans" w:hAnsi="Liberation Sans" w:eastAsia="Liberation Sans"/>
+                <w:sz w:val="21"/>
+                <w:szCs w:val="21"/>
+                <w:lang w:val="en-US" w:eastAsia="en-US"/>
+              </w:rPr>
             </w:pPr>
-            <w:r>
-              <w:rPr>
-                <w:rFonts w:ascii="Aptos" w:hAnsi="Aptos" w:eastAsia="Yu Gothic"/>
-                <w:b w:val="0"/>
-                <w:color w:val="000000"/>
-                <w:sz w:val="17"/>
-              </w:rPr>
-            </w:r>
-            <w:r>
-              <w:rPr>
-                <w:rFonts w:ascii="Aptos" w:hAnsi="Aptos" w:eastAsia="Yu Gothic"/>
-                <w:b w:val="0"/>
-                <w:color w:val="000000"/>
-                <w:sz w:val="17"/>
-              </w:rPr>
-              <w:t>____________________________</w:t>
-            </w:r>
+            <w:r/>
           </w:p>
         </w:tc>
       </w:tr>
       <w:tr>
         <w:trPr>
-          <w:trHeight w:val="363" w:hRule="atLeast"/>
+          <w:trHeight w:val="351" w:hRule="atLeast"/>
         </w:trPr>
         <w:tc>
           <w:tcPr>
-            <w:tcW w:type="dxa" w:w="5103"/>
+            <w:tcW w:type="dxa" w:w="2948"/>
             <w:vAlign w:val="center"/>
-            <w:tcMar>
-              <w:top w:w="70" w:type="dxa"/>
-              <w:start w:w="100" w:type="dxa"/>
-              <w:bottom w:w="70" w:type="dxa"/>
-              <w:end w:w="100" w:type="dxa"/>
-            </w:tcMar>
-            <w:shd w:fill="EAF2F8"/>
+            <w:shd w:fill="F2F2F2"/>
           </w:tcPr>
           <w:p>
             <w:pPr>
-              <w:spacing w:before="0" w:after="0"/>
+              <w:spacing w:after="0" w:before="0"/>
+              <w:rPr>
+                <w:rFonts w:ascii="Liberation Sans" w:hAnsi="Liberation Sans" w:eastAsia="Liberation Sans"/>
+                <w:sz w:val="18"/>
+                <w:szCs w:val="18"/>
+                <w:lang w:val="en-US" w:eastAsia="en-US"/>
+              </w:rPr>
             </w:pPr>
+            <w:r/>
             <w:r>
               <w:rPr>
-                <w:rFonts w:ascii="Aptos" w:hAnsi="Aptos" w:eastAsia="Yu Gothic"/>
+                <w:rFonts w:ascii="Liberation Sans" w:hAnsi="Liberation Sans" w:eastAsia="Liberation Sans"/>
                 <w:b/>
-                <w:color w:val="1F4E79"/>
-                <w:sz w:val="17"/>
-              </w:rPr>
-            </w:r>
-            <w:r>
-              <w:rPr>
-                <w:rFonts w:ascii="Aptos" w:hAnsi="Aptos" w:eastAsia="Yu Gothic"/>
-                <w:b/>
-                <w:color w:val="1F4E79"/>
-                <w:sz w:val="17"/>
+                <w:sz w:val="18"/>
+                <w:lang w:val="en-US" w:eastAsia="en-US"/>
               </w:rPr>
               <w:t>Audit_Scope</w:t>
             </w:r>
@@ -460,74 +259,50 @@
         </w:tc>
         <w:tc>
           <w:tcPr>
-            <w:tcW w:type="dxa" w:w="5103"/>
+            <w:tcW w:type="dxa" w:w="7144"/>
             <w:vAlign w:val="center"/>
-            <w:tcMar>
-              <w:top w:w="70" w:type="dxa"/>
-              <w:start w:w="100" w:type="dxa"/>
-              <w:bottom w:w="70" w:type="dxa"/>
-              <w:end w:w="100" w:type="dxa"/>
-            </w:tcMar>
-            <w:shd w:fill="FFFFFF"/>
           </w:tcPr>
           <w:p>
             <w:pPr>
-              <w:spacing w:before="0" w:after="0"/>
+              <w:spacing w:after="0" w:before="0"/>
+              <w:rPr>
+                <w:rFonts w:ascii="Liberation Sans" w:hAnsi="Liberation Sans" w:eastAsia="Liberation Sans"/>
+                <w:sz w:val="21"/>
+                <w:szCs w:val="21"/>
+                <w:lang w:val="en-US" w:eastAsia="en-US"/>
+              </w:rPr>
             </w:pPr>
-            <w:r>
-              <w:rPr>
-                <w:rFonts w:ascii="Aptos" w:hAnsi="Aptos" w:eastAsia="Yu Gothic"/>
-                <w:b w:val="0"/>
-                <w:color w:val="000000"/>
-                <w:sz w:val="17"/>
-              </w:rPr>
-            </w:r>
-            <w:r>
-              <w:rPr>
-                <w:rFonts w:ascii="Aptos" w:hAnsi="Aptos" w:eastAsia="Yu Gothic"/>
-                <w:b w:val="0"/>
-                <w:color w:val="000000"/>
-                <w:sz w:val="17"/>
-              </w:rPr>
-              <w:t>____________________________</w:t>
-            </w:r>
+            <w:r/>
           </w:p>
         </w:tc>
       </w:tr>
       <w:tr>
         <w:trPr>
-          <w:trHeight w:val="363" w:hRule="atLeast"/>
+          <w:trHeight w:val="351" w:hRule="atLeast"/>
         </w:trPr>
         <w:tc>
           <w:tcPr>
-            <w:tcW w:type="dxa" w:w="5103"/>
+            <w:tcW w:type="dxa" w:w="2948"/>
             <w:vAlign w:val="center"/>
-            <w:tcMar>
-              <w:top w:w="70" w:type="dxa"/>
-              <w:start w:w="100" w:type="dxa"/>
-              <w:bottom w:w="70" w:type="dxa"/>
-              <w:end w:w="100" w:type="dxa"/>
-            </w:tcMar>
-            <w:shd w:fill="EAF2F8"/>
+            <w:shd w:fill="F2F2F2"/>
           </w:tcPr>
           <w:p>
             <w:pPr>
-              <w:spacing w:before="0" w:after="0"/>
+              <w:spacing w:after="0" w:before="0"/>
+              <w:rPr>
+                <w:rFonts w:ascii="Liberation Sans" w:hAnsi="Liberation Sans" w:eastAsia="Liberation Sans"/>
+                <w:sz w:val="18"/>
+                <w:szCs w:val="18"/>
+                <w:lang w:val="en-US" w:eastAsia="en-US"/>
+              </w:rPr>
             </w:pPr>
+            <w:r/>
             <w:r>
               <w:rPr>
-                <w:rFonts w:ascii="Aptos" w:hAnsi="Aptos" w:eastAsia="Yu Gothic"/>
+                <w:rFonts w:ascii="Liberation Sans" w:hAnsi="Liberation Sans" w:eastAsia="Liberation Sans"/>
                 <w:b/>
-                <w:color w:val="1F4E79"/>
-                <w:sz w:val="17"/>
-              </w:rPr>
-            </w:r>
-            <w:r>
-              <w:rPr>
-                <w:rFonts w:ascii="Aptos" w:hAnsi="Aptos" w:eastAsia="Yu Gothic"/>
-                <w:b/>
-                <w:color w:val="1F4E79"/>
-                <w:sz w:val="17"/>
+                <w:sz w:val="18"/>
+                <w:lang w:val="en-US" w:eastAsia="en-US"/>
               </w:rPr>
               <w:t>Purpose</w:t>
             </w:r>
@@ -535,34 +310,26 @@
         </w:tc>
         <w:tc>
           <w:tcPr>
-            <w:tcW w:type="dxa" w:w="5103"/>
+            <w:tcW w:type="dxa" w:w="7144"/>
             <w:vAlign w:val="center"/>
-            <w:tcMar>
-              <w:top w:w="70" w:type="dxa"/>
-              <w:start w:w="100" w:type="dxa"/>
-              <w:bottom w:w="70" w:type="dxa"/>
-              <w:end w:w="100" w:type="dxa"/>
-            </w:tcMar>
-            <w:shd w:fill="FFFFFF"/>
           </w:tcPr>
           <w:p>
             <w:pPr>
-              <w:spacing w:before="0" w:after="0"/>
+              <w:spacing w:after="0" w:before="0"/>
+              <w:rPr>
+                <w:rFonts w:ascii="Liberation Sans" w:hAnsi="Liberation Sans" w:eastAsia="Liberation Sans"/>
+                <w:sz w:val="17"/>
+                <w:szCs w:val="17"/>
+                <w:lang w:val="en-US" w:eastAsia="en-US"/>
+              </w:rPr>
             </w:pPr>
+            <w:r/>
             <w:r>
               <w:rPr>
-                <w:rFonts w:ascii="Aptos" w:hAnsi="Aptos" w:eastAsia="Yu Gothic"/>
+                <w:rFonts w:ascii="Liberation Sans" w:hAnsi="Liberation Sans" w:eastAsia="Liberation Sans"/>
                 <w:b w:val="0"/>
-                <w:color w:val="000000"/>
                 <w:sz w:val="17"/>
-              </w:rPr>
-            </w:r>
-            <w:r>
-              <w:rPr>
-                <w:rFonts w:ascii="Aptos" w:hAnsi="Aptos" w:eastAsia="Yu Gothic"/>
-                <w:b w:val="0"/>
-                <w:color w:val="000000"/>
-                <w:sz w:val="17"/>
+                <w:lang w:val="en-US" w:eastAsia="en-US"/>
               </w:rPr>
               <w:t>Audit checklist for pre-critical control readiness and refusal validity.</w:t>
             </w:r>
@@ -571,38 +338,31 @@
       </w:tr>
       <w:tr>
         <w:trPr>
-          <w:trHeight w:val="363" w:hRule="atLeast"/>
+          <w:trHeight w:val="351" w:hRule="atLeast"/>
         </w:trPr>
         <w:tc>
           <w:tcPr>
-            <w:tcW w:type="dxa" w:w="5103"/>
+            <w:tcW w:type="dxa" w:w="2948"/>
             <w:vAlign w:val="center"/>
-            <w:tcMar>
-              <w:top w:w="70" w:type="dxa"/>
-              <w:start w:w="100" w:type="dxa"/>
-              <w:bottom w:w="70" w:type="dxa"/>
-              <w:end w:w="100" w:type="dxa"/>
-            </w:tcMar>
-            <w:shd w:fill="EAF2F8"/>
+            <w:shd w:fill="F2F2F2"/>
           </w:tcPr>
           <w:p>
             <w:pPr>
-              <w:spacing w:before="0" w:after="0"/>
+              <w:spacing w:after="0" w:before="0"/>
+              <w:rPr>
+                <w:rFonts w:ascii="Liberation Sans" w:hAnsi="Liberation Sans" w:eastAsia="Liberation Sans"/>
+                <w:sz w:val="18"/>
+                <w:szCs w:val="18"/>
+                <w:lang w:val="en-US" w:eastAsia="en-US"/>
+              </w:rPr>
             </w:pPr>
+            <w:r/>
             <w:r>
               <w:rPr>
-                <w:rFonts w:ascii="Aptos" w:hAnsi="Aptos" w:eastAsia="Yu Gothic"/>
+                <w:rFonts w:ascii="Liberation Sans" w:hAnsi="Liberation Sans" w:eastAsia="Liberation Sans"/>
                 <w:b/>
-                <w:color w:val="1F4E79"/>
-                <w:sz w:val="17"/>
-              </w:rPr>
-            </w:r>
-            <w:r>
-              <w:rPr>
-                <w:rFonts w:ascii="Aptos" w:hAnsi="Aptos" w:eastAsia="Yu Gothic"/>
-                <w:b/>
-                <w:color w:val="1F4E79"/>
-                <w:sz w:val="17"/>
+                <w:sz w:val="18"/>
+                <w:lang w:val="en-US" w:eastAsia="en-US"/>
               </w:rPr>
               <w:t>Status</w:t>
             </w:r>
@@ -610,34 +370,26 @@
         </w:tc>
         <w:tc>
           <w:tcPr>
-            <w:tcW w:type="dxa" w:w="5103"/>
+            <w:tcW w:type="dxa" w:w="7144"/>
             <w:vAlign w:val="center"/>
-            <w:tcMar>
-              <w:top w:w="70" w:type="dxa"/>
-              <w:start w:w="100" w:type="dxa"/>
-              <w:bottom w:w="70" w:type="dxa"/>
-              <w:end w:w="100" w:type="dxa"/>
-            </w:tcMar>
-            <w:shd w:fill="FFFFFF"/>
           </w:tcPr>
           <w:p>
             <w:pPr>
-              <w:spacing w:before="0" w:after="0"/>
+              <w:spacing w:after="0" w:before="0"/>
+              <w:rPr>
+                <w:rFonts w:ascii="Liberation Sans" w:hAnsi="Liberation Sans" w:eastAsia="Liberation Sans"/>
+                <w:sz w:val="17"/>
+                <w:szCs w:val="17"/>
+                <w:lang w:val="en-US" w:eastAsia="en-US"/>
+              </w:rPr>
             </w:pPr>
+            <w:r/>
             <w:r>
               <w:rPr>
-                <w:rFonts w:ascii="Aptos" w:hAnsi="Aptos" w:eastAsia="Yu Gothic"/>
+                <w:rFonts w:ascii="Liberation Sans" w:hAnsi="Liberation Sans" w:eastAsia="Liberation Sans"/>
                 <w:b w:val="0"/>
-                <w:color w:val="000000"/>
                 <w:sz w:val="17"/>
-              </w:rPr>
-            </w:r>
-            <w:r>
-              <w:rPr>
-                <w:rFonts w:ascii="Aptos" w:hAnsi="Aptos" w:eastAsia="Yu Gothic"/>
-                <w:b w:val="0"/>
-                <w:color w:val="000000"/>
-                <w:sz w:val="17"/>
+                <w:lang w:val="en-US" w:eastAsia="en-US"/>
               </w:rPr>
               <w:t>Non-certification practical review form</w:t>
             </w:r>
@@ -647,30 +399,28 @@
     </w:tbl>
     <w:p>
       <w:pPr>
-        <w:spacing w:line="252" w:lineRule="auto" w:before="0" w:after="64"/>
-        <w:ind w:left="102" w:right="102"/>
+        <w:spacing w:before="0" w:after="60" w:line="240" w:lineRule="auto"/>
       </w:pPr>
       <w:r>
         <w:rPr>
-          <w:rFonts w:ascii="Aptos" w:hAnsi="Aptos" w:eastAsia="Yu Gothic"/>
+          <w:rFonts w:ascii="Liberation Sans" w:hAnsi="Liberation Sans" w:eastAsia="Liberation Sans"/>
           <w:b w:val="0"/>
-          <w:color w:val="333333"/>
-          <w:sz w:val="17"/>
+          <w:sz w:val="18"/>
+          <w:lang w:val="en-US" w:eastAsia="en-US"/>
         </w:rPr>
         <w:t>This is not a certification mark and does not replace law, institutional policy, PCR-C, or the LUMINA-30 Boundary Kernel.</w:t>
       </w:r>
     </w:p>
     <w:p>
       <w:pPr>
-        <w:spacing w:line="252" w:lineRule="auto" w:before="0" w:after="64"/>
-        <w:ind w:left="102" w:right="102"/>
+        <w:spacing w:before="0" w:after="60" w:line="240" w:lineRule="auto"/>
       </w:pPr>
       <w:r>
         <w:rPr>
-          <w:rFonts w:ascii="Aptos" w:hAnsi="Aptos" w:eastAsia="Yu Gothic"/>
+          <w:rFonts w:ascii="Liberation Sans" w:hAnsi="Liberation Sans" w:eastAsia="Liberation Sans"/>
           <w:b w:val="0"/>
-          <w:color w:val="333333"/>
-          <w:sz w:val="17"/>
+          <w:sz w:val="18"/>
+          <w:lang w:val="en-US" w:eastAsia="en-US"/>
         </w:rPr>
         <w:t>Use this checklist for deployment, procurement, governance, internal review, or external audit contexts.</w:t>
       </w:r>
@@ -678,18 +428,14 @@
     <w:p>
       <w:pPr>
         <w:pStyle w:val="Heading1"/>
-        <w:spacing w:line="252" w:lineRule="auto" w:before="140" w:after="80"/>
-        <w:shd w:fill="DDEBF7"/>
-        <w:pBdr>
-          <w:bottom w:val="single" w:sz="8" w:space="2" w:color="9EADBD"/>
-        </w:pBdr>
+        <w:spacing w:before="140" w:after="80" w:line="240" w:lineRule="auto"/>
       </w:pPr>
       <w:r>
         <w:rPr>
-          <w:rFonts w:ascii="Aptos" w:hAnsi="Aptos" w:eastAsia="Yu Gothic"/>
+          <w:rFonts w:ascii="Liberation Sans" w:hAnsi="Liberation Sans" w:eastAsia="Liberation Sans"/>
           <w:b/>
-          <w:color w:val="1F4E79"/>
-          <w:sz w:val="22"/>
+          <w:sz w:val="24"/>
+          <w:lang w:val="en-US" w:eastAsia="en-US"/>
         </w:rPr>
         <w:t>Checklist</w:t>
       </w:r>
@@ -697,26 +443,22 @@
     <w:p>
       <w:pPr>
         <w:pStyle w:val="Heading2"/>
-        <w:spacing w:line="252" w:lineRule="auto" w:before="120" w:after="60"/>
-        <w:shd w:fill="F2F6FA"/>
-        <w:pBdr>
-          <w:bottom w:val="single" w:sz="6" w:space="2" w:color="D8E1EA"/>
-        </w:pBdr>
+        <w:spacing w:before="100" w:after="40"/>
       </w:pPr>
       <w:r>
         <w:rPr>
-          <w:rFonts w:ascii="Aptos" w:hAnsi="Aptos" w:eastAsia="Yu Gothic"/>
+          <w:rFonts w:ascii="Liberation Sans" w:hAnsi="Liberation Sans" w:eastAsia="Liberation Sans"/>
           <w:b/>
-          <w:color w:val="1F4E79"/>
           <w:sz w:val="20"/>
+          <w:lang w:val="en-US" w:eastAsia="en-US"/>
         </w:rPr>
         <w:t>Scope and Governance</w:t>
       </w:r>
     </w:p>
     <w:p>
       <w:pPr>
-        <w:spacing w:line="252" w:lineRule="auto" w:before="0" w:after="64"/>
-        <w:ind w:left="329" w:hanging="238"/>
+        <w:spacing w:before="0" w:after="40"/>
+        <w:ind w:left="0" w:firstLine="0"/>
       </w:pPr>
       <w:sdt>
         <w:sdtPr>
@@ -736,18 +478,18 @@
       </w:sdt>
       <w:r>
         <w:rPr>
-          <w:rFonts w:ascii="Aptos" w:hAnsi="Aptos" w:eastAsia="Yu Gothic"/>
+          <w:rFonts w:ascii="Liberation Sans" w:hAnsi="Liberation Sans" w:eastAsia="Liberation Sans"/>
           <w:b w:val="0"/>
-          <w:color w:val="1A1A1A"/>
-          <w:sz w:val="17"/>
+          <w:sz w:val="18"/>
+          <w:lang w:val="en-US" w:eastAsia="en-US"/>
         </w:rPr>
         <w:t xml:space="preserve"> System scope, deployment context, and responsible operator are documented.</w:t>
       </w:r>
     </w:p>
     <w:p>
       <w:pPr>
-        <w:spacing w:line="252" w:lineRule="auto" w:before="0" w:after="64"/>
-        <w:ind w:left="329" w:hanging="238"/>
+        <w:spacing w:before="0" w:after="40"/>
+        <w:ind w:left="0" w:firstLine="0"/>
       </w:pPr>
       <w:sdt>
         <w:sdtPr>
@@ -767,18 +509,18 @@
       </w:sdt>
       <w:r>
         <w:rPr>
-          <w:rFonts w:ascii="Aptos" w:hAnsi="Aptos" w:eastAsia="Yu Gothic"/>
+          <w:rFonts w:ascii="Liberation Sans" w:hAnsi="Liberation Sans" w:eastAsia="Liberation Sans"/>
           <w:b w:val="0"/>
-          <w:color w:val="1A1A1A"/>
-          <w:sz w:val="17"/>
+          <w:sz w:val="18"/>
+          <w:lang w:val="en-US" w:eastAsia="en-US"/>
         </w:rPr>
         <w:t xml:space="preserve"> The review identifies affected humans and affected refusal authority.</w:t>
       </w:r>
     </w:p>
     <w:p>
       <w:pPr>
-        <w:spacing w:line="252" w:lineRule="auto" w:before="0" w:after="64"/>
-        <w:ind w:left="329" w:hanging="238"/>
+        <w:spacing w:before="0" w:after="40"/>
+        <w:ind w:left="0" w:firstLine="0"/>
       </w:pPr>
       <w:sdt>
         <w:sdtPr>
@@ -798,18 +540,18 @@
       </w:sdt>
       <w:r>
         <w:rPr>
-          <w:rFonts w:ascii="Aptos" w:hAnsi="Aptos" w:eastAsia="Yu Gothic"/>
+          <w:rFonts w:ascii="Liberation Sans" w:hAnsi="Liberation Sans" w:eastAsia="Liberation Sans"/>
           <w:b w:val="0"/>
-          <w:color w:val="1A1A1A"/>
-          <w:sz w:val="17"/>
+          <w:sz w:val="18"/>
+          <w:lang w:val="en-US" w:eastAsia="en-US"/>
         </w:rPr>
         <w:t xml:space="preserve"> The review identifies the point at which impact could become irreversible.</w:t>
       </w:r>
     </w:p>
     <w:p>
       <w:pPr>
-        <w:spacing w:line="252" w:lineRule="auto" w:before="0" w:after="64"/>
-        <w:ind w:left="329" w:hanging="238"/>
+        <w:spacing w:before="0" w:after="40"/>
+        <w:ind w:left="0" w:firstLine="0"/>
       </w:pPr>
       <w:sdt>
         <w:sdtPr>
@@ -829,18 +571,18 @@
       </w:sdt>
       <w:r>
         <w:rPr>
-          <w:rFonts w:ascii="Aptos" w:hAnsi="Aptos" w:eastAsia="Yu Gothic"/>
+          <w:rFonts w:ascii="Liberation Sans" w:hAnsi="Liberation Sans" w:eastAsia="Liberation Sans"/>
           <w:b w:val="0"/>
-          <w:color w:val="1A1A1A"/>
-          <w:sz w:val="17"/>
+          <w:sz w:val="18"/>
+          <w:lang w:val="en-US" w:eastAsia="en-US"/>
         </w:rPr>
         <w:t xml:space="preserve"> A clear stop, pause, or isolation path exists before irreversibility.</w:t>
       </w:r>
     </w:p>
     <w:p>
       <w:pPr>
-        <w:spacing w:line="252" w:lineRule="auto" w:before="0" w:after="64"/>
-        <w:ind w:left="329" w:hanging="238"/>
+        <w:spacing w:before="0" w:after="40"/>
+        <w:ind w:left="0" w:firstLine="0"/>
       </w:pPr>
       <w:sdt>
         <w:sdtPr>
@@ -860,18 +602,18 @@
       </w:sdt>
       <w:r>
         <w:rPr>
-          <w:rFonts w:ascii="Aptos" w:hAnsi="Aptos" w:eastAsia="Yu Gothic"/>
+          <w:rFonts w:ascii="Liberation Sans" w:hAnsi="Liberation Sans" w:eastAsia="Liberation Sans"/>
           <w:b w:val="0"/>
-          <w:color w:val="1A1A1A"/>
-          <w:sz w:val="17"/>
+          <w:sz w:val="18"/>
+          <w:lang w:val="en-US" w:eastAsia="en-US"/>
         </w:rPr>
         <w:t xml:space="preserve"> An accountable human review path exists before irreversibility.</w:t>
       </w:r>
     </w:p>
     <w:p>
       <w:pPr>
-        <w:spacing w:line="252" w:lineRule="auto" w:before="0" w:after="64"/>
-        <w:ind w:left="329" w:hanging="238"/>
+        <w:spacing w:before="0" w:after="40"/>
+        <w:ind w:left="0" w:firstLine="0"/>
       </w:pPr>
       <w:sdt>
         <w:sdtPr>
@@ -891,10 +633,10 @@
       </w:sdt>
       <w:r>
         <w:rPr>
-          <w:rFonts w:ascii="Aptos" w:hAnsi="Aptos" w:eastAsia="Yu Gothic"/>
+          <w:rFonts w:ascii="Liberation Sans" w:hAnsi="Liberation Sans" w:eastAsia="Liberation Sans"/>
           <w:b w:val="0"/>
-          <w:color w:val="1A1A1A"/>
-          <w:sz w:val="17"/>
+          <w:sz w:val="18"/>
+          <w:lang w:val="en-US" w:eastAsia="en-US"/>
         </w:rPr>
         <w:t xml:space="preserve"> A fallback path exists if refusal effectiveness is Unknown.</w:t>
       </w:r>
@@ -902,26 +644,22 @@
     <w:p>
       <w:pPr>
         <w:pStyle w:val="Heading2"/>
-        <w:spacing w:line="252" w:lineRule="auto" w:before="120" w:after="60"/>
-        <w:shd w:fill="F2F6FA"/>
-        <w:pBdr>
-          <w:bottom w:val="single" w:sz="6" w:space="2" w:color="D8E1EA"/>
-        </w:pBdr>
+        <w:spacing w:before="100" w:after="40"/>
       </w:pPr>
       <w:r>
         <w:rPr>
-          <w:rFonts w:ascii="Aptos" w:hAnsi="Aptos" w:eastAsia="Yu Gothic"/>
+          <w:rFonts w:ascii="Liberation Sans" w:hAnsi="Liberation Sans" w:eastAsia="Liberation Sans"/>
           <w:b/>
-          <w:color w:val="1F4E79"/>
           <w:sz w:val="20"/>
+          <w:lang w:val="en-US" w:eastAsia="en-US"/>
         </w:rPr>
         <w:t>PCR-C Alignment</w:t>
       </w:r>
     </w:p>
     <w:p>
       <w:pPr>
-        <w:spacing w:line="252" w:lineRule="auto" w:before="0" w:after="64"/>
-        <w:ind w:left="329" w:hanging="238"/>
+        <w:spacing w:before="0" w:after="40"/>
+        <w:ind w:left="0" w:firstLine="0"/>
       </w:pPr>
       <w:sdt>
         <w:sdtPr>
@@ -941,18 +679,18 @@
       </w:sdt>
       <w:r>
         <w:rPr>
-          <w:rFonts w:ascii="Aptos" w:hAnsi="Aptos" w:eastAsia="Yu Gothic"/>
+          <w:rFonts w:ascii="Liberation Sans" w:hAnsi="Liberation Sans" w:eastAsia="Liberation Sans"/>
           <w:b w:val="0"/>
-          <w:color w:val="1A1A1A"/>
-          <w:sz w:val="17"/>
+          <w:sz w:val="18"/>
+          <w:lang w:val="en-US" w:eastAsia="en-US"/>
         </w:rPr>
         <w:t xml:space="preserve"> Pre-critical cutoff conditions are defined before deployment.</w:t>
       </w:r>
     </w:p>
     <w:p>
       <w:pPr>
-        <w:spacing w:line="252" w:lineRule="auto" w:before="0" w:after="64"/>
-        <w:ind w:left="329" w:hanging="238"/>
+        <w:spacing w:before="0" w:after="40"/>
+        <w:ind w:left="0" w:firstLine="0"/>
       </w:pPr>
       <w:sdt>
         <w:sdtPr>
@@ -972,18 +710,18 @@
       </w:sdt>
       <w:r>
         <w:rPr>
-          <w:rFonts w:ascii="Aptos" w:hAnsi="Aptos" w:eastAsia="Yu Gothic"/>
+          <w:rFonts w:ascii="Liberation Sans" w:hAnsi="Liberation Sans" w:eastAsia="Liberation Sans"/>
           <w:b w:val="0"/>
-          <w:color w:val="1A1A1A"/>
-          <w:sz w:val="17"/>
+          <w:sz w:val="18"/>
+          <w:lang w:val="en-US" w:eastAsia="en-US"/>
         </w:rPr>
         <w:t xml:space="preserve"> Escalation thresholds are not dependent on the system being evaluated.</w:t>
       </w:r>
     </w:p>
     <w:p>
       <w:pPr>
-        <w:spacing w:line="252" w:lineRule="auto" w:before="0" w:after="64"/>
-        <w:ind w:left="329" w:hanging="238"/>
+        <w:spacing w:before="0" w:after="40"/>
+        <w:ind w:left="0" w:firstLine="0"/>
       </w:pPr>
       <w:sdt>
         <w:sdtPr>
@@ -1003,18 +741,18 @@
       </w:sdt>
       <w:r>
         <w:rPr>
-          <w:rFonts w:ascii="Aptos" w:hAnsi="Aptos" w:eastAsia="Yu Gothic"/>
+          <w:rFonts w:ascii="Liberation Sans" w:hAnsi="Liberation Sans" w:eastAsia="Liberation Sans"/>
           <w:b w:val="0"/>
-          <w:color w:val="1A1A1A"/>
-          <w:sz w:val="17"/>
+          <w:sz w:val="18"/>
+          <w:lang w:val="en-US" w:eastAsia="en-US"/>
         </w:rPr>
         <w:t xml:space="preserve"> Infrastructure-level stop, isolation, or rollback remains available before irreversibility.</w:t>
       </w:r>
     </w:p>
     <w:p>
       <w:pPr>
-        <w:spacing w:line="252" w:lineRule="auto" w:before="0" w:after="64"/>
-        <w:ind w:left="329" w:hanging="238"/>
+        <w:spacing w:before="0" w:after="40"/>
+        <w:ind w:left="0" w:firstLine="0"/>
       </w:pPr>
       <w:sdt>
         <w:sdtPr>
@@ -1034,18 +772,18 @@
       </w:sdt>
       <w:r>
         <w:rPr>
-          <w:rFonts w:ascii="Aptos" w:hAnsi="Aptos" w:eastAsia="Yu Gothic"/>
+          <w:rFonts w:ascii="Liberation Sans" w:hAnsi="Liberation Sans" w:eastAsia="Liberation Sans"/>
           <w:b w:val="0"/>
-          <w:color w:val="1A1A1A"/>
-          <w:sz w:val="17"/>
+          <w:sz w:val="18"/>
+          <w:lang w:val="en-US" w:eastAsia="en-US"/>
         </w:rPr>
         <w:t xml:space="preserve"> Recursive escalation paths are monitored and bounded.</w:t>
       </w:r>
     </w:p>
     <w:p>
       <w:pPr>
-        <w:spacing w:line="252" w:lineRule="auto" w:before="0" w:after="64"/>
-        <w:ind w:left="329" w:hanging="238"/>
+        <w:spacing w:before="0" w:after="40"/>
+        <w:ind w:left="0" w:firstLine="0"/>
       </w:pPr>
       <w:sdt>
         <w:sdtPr>
@@ -1065,10 +803,10 @@
       </w:sdt>
       <w:r>
         <w:rPr>
-          <w:rFonts w:ascii="Aptos" w:hAnsi="Aptos" w:eastAsia="Yu Gothic"/>
+          <w:rFonts w:ascii="Liberation Sans" w:hAnsi="Liberation Sans" w:eastAsia="Liberation Sans"/>
           <w:b w:val="0"/>
-          <w:color w:val="1A1A1A"/>
-          <w:sz w:val="17"/>
+          <w:sz w:val="18"/>
+          <w:lang w:val="en-US" w:eastAsia="en-US"/>
         </w:rPr>
         <w:t xml:space="preserve"> No post-boundary argument is used to weaken pre-critical control.</w:t>
       </w:r>
@@ -1076,26 +814,22 @@
     <w:p>
       <w:pPr>
         <w:pStyle w:val="Heading2"/>
-        <w:spacing w:line="252" w:lineRule="auto" w:before="120" w:after="60"/>
-        <w:shd w:fill="F2F6FA"/>
-        <w:pBdr>
-          <w:bottom w:val="single" w:sz="6" w:space="2" w:color="D8E1EA"/>
-        </w:pBdr>
+        <w:spacing w:before="100" w:after="40"/>
       </w:pPr>
       <w:r>
         <w:rPr>
-          <w:rFonts w:ascii="Aptos" w:hAnsi="Aptos" w:eastAsia="Yu Gothic"/>
+          <w:rFonts w:ascii="Liberation Sans" w:hAnsi="Liberation Sans" w:eastAsia="Liberation Sans"/>
           <w:b/>
-          <w:color w:val="1F4E79"/>
           <w:sz w:val="20"/>
+          <w:lang w:val="en-US" w:eastAsia="en-US"/>
         </w:rPr>
         <w:t>Human Agency Non-Control</w:t>
       </w:r>
     </w:p>
     <w:p>
       <w:pPr>
-        <w:spacing w:line="252" w:lineRule="auto" w:before="0" w:after="64"/>
-        <w:ind w:left="329" w:hanging="238"/>
+        <w:spacing w:before="0" w:after="40"/>
+        <w:ind w:left="0" w:firstLine="0"/>
       </w:pPr>
       <w:sdt>
         <w:sdtPr>
@@ -1115,18 +849,18 @@
       </w:sdt>
       <w:r>
         <w:rPr>
-          <w:rFonts w:ascii="Aptos" w:hAnsi="Aptos" w:eastAsia="Yu Gothic"/>
+          <w:rFonts w:ascii="Liberation Sans" w:hAnsi="Liberation Sans" w:eastAsia="Liberation Sans"/>
           <w:b w:val="0"/>
-          <w:color w:val="1A1A1A"/>
-          <w:sz w:val="17"/>
+          <w:sz w:val="18"/>
+          <w:lang w:val="en-US" w:eastAsia="en-US"/>
         </w:rPr>
         <w:t xml:space="preserve"> Information access is not shaped in a way that makes refusal ineffective.</w:t>
       </w:r>
     </w:p>
     <w:p>
       <w:pPr>
-        <w:spacing w:line="252" w:lineRule="auto" w:before="0" w:after="64"/>
-        <w:ind w:left="329" w:hanging="238"/>
+        <w:spacing w:before="0" w:after="40"/>
+        <w:ind w:left="0" w:firstLine="0"/>
       </w:pPr>
       <w:sdt>
         <w:sdtPr>
@@ -1146,18 +880,18 @@
       </w:sdt>
       <w:r>
         <w:rPr>
-          <w:rFonts w:ascii="Aptos" w:hAnsi="Aptos" w:eastAsia="Yu Gothic"/>
+          <w:rFonts w:ascii="Liberation Sans" w:hAnsi="Liberation Sans" w:eastAsia="Liberation Sans"/>
           <w:b w:val="0"/>
-          <w:color w:val="1A1A1A"/>
-          <w:sz w:val="17"/>
+          <w:sz w:val="18"/>
+          <w:lang w:val="en-US" w:eastAsia="en-US"/>
         </w:rPr>
         <w:t xml:space="preserve"> System dependency does not make refusal impractical.</w:t>
       </w:r>
     </w:p>
     <w:p>
       <w:pPr>
-        <w:spacing w:line="252" w:lineRule="auto" w:before="0" w:after="64"/>
-        <w:ind w:left="329" w:hanging="238"/>
+        <w:spacing w:before="0" w:after="40"/>
+        <w:ind w:left="0" w:firstLine="0"/>
       </w:pPr>
       <w:sdt>
         <w:sdtPr>
@@ -1177,18 +911,18 @@
       </w:sdt>
       <w:r>
         <w:rPr>
-          <w:rFonts w:ascii="Aptos" w:hAnsi="Aptos" w:eastAsia="Yu Gothic"/>
+          <w:rFonts w:ascii="Liberation Sans" w:hAnsi="Liberation Sans" w:eastAsia="Liberation Sans"/>
           <w:b w:val="0"/>
-          <w:color w:val="1A1A1A"/>
-          <w:sz w:val="17"/>
+          <w:sz w:val="18"/>
+          <w:lang w:val="en-US" w:eastAsia="en-US"/>
         </w:rPr>
         <w:t xml:space="preserve"> Institutional approval, audit, review, or appeal is not captured or bypassed.</w:t>
       </w:r>
     </w:p>
     <w:p>
       <w:pPr>
-        <w:spacing w:line="252" w:lineRule="auto" w:before="0" w:after="64"/>
-        <w:ind w:left="329" w:hanging="238"/>
+        <w:spacing w:before="0" w:after="40"/>
+        <w:ind w:left="0" w:firstLine="0"/>
       </w:pPr>
       <w:sdt>
         <w:sdtPr>
@@ -1208,18 +942,18 @@
       </w:sdt>
       <w:r>
         <w:rPr>
-          <w:rFonts w:ascii="Aptos" w:hAnsi="Aptos" w:eastAsia="Yu Gothic"/>
+          <w:rFonts w:ascii="Liberation Sans" w:hAnsi="Liberation Sans" w:eastAsia="Liberation Sans"/>
           <w:b w:val="0"/>
-          <w:color w:val="1A1A1A"/>
-          <w:sz w:val="17"/>
+          <w:sz w:val="18"/>
+          <w:lang w:val="en-US" w:eastAsia="en-US"/>
         </w:rPr>
         <w:t xml:space="preserve"> Economic dependency does not make exit or delay non-viable.</w:t>
       </w:r>
     </w:p>
     <w:p>
       <w:pPr>
-        <w:spacing w:line="252" w:lineRule="auto" w:before="0" w:after="64"/>
-        <w:ind w:left="329" w:hanging="238"/>
+        <w:spacing w:before="0" w:after="40"/>
+        <w:ind w:left="0" w:firstLine="0"/>
       </w:pPr>
       <w:sdt>
         <w:sdtPr>
@@ -1239,18 +973,18 @@
       </w:sdt>
       <w:r>
         <w:rPr>
-          <w:rFonts w:ascii="Aptos" w:hAnsi="Aptos" w:eastAsia="Yu Gothic"/>
+          <w:rFonts w:ascii="Liberation Sans" w:hAnsi="Liberation Sans" w:eastAsia="Liberation Sans"/>
           <w:b w:val="0"/>
-          <w:color w:val="1A1A1A"/>
-          <w:sz w:val="17"/>
+          <w:sz w:val="18"/>
+          <w:lang w:val="en-US" w:eastAsia="en-US"/>
         </w:rPr>
         <w:t xml:space="preserve"> Social pressure, reputational threat, or isolation does not make refusal ineffective.</w:t>
       </w:r>
     </w:p>
     <w:p>
       <w:pPr>
-        <w:spacing w:line="252" w:lineRule="auto" w:before="0" w:after="64"/>
-        <w:ind w:left="329" w:hanging="238"/>
+        <w:spacing w:before="0" w:after="40"/>
+        <w:ind w:left="0" w:firstLine="0"/>
       </w:pPr>
       <w:sdt>
         <w:sdtPr>
@@ -1270,18 +1004,18 @@
       </w:sdt>
       <w:r>
         <w:rPr>
-          <w:rFonts w:ascii="Aptos" w:hAnsi="Aptos" w:eastAsia="Yu Gothic"/>
+          <w:rFonts w:ascii="Liberation Sans" w:hAnsi="Liberation Sans" w:eastAsia="Liberation Sans"/>
           <w:b w:val="0"/>
-          <w:color w:val="1A1A1A"/>
-          <w:sz w:val="17"/>
+          <w:sz w:val="18"/>
+          <w:lang w:val="en-US" w:eastAsia="en-US"/>
         </w:rPr>
         <w:t xml:space="preserve"> Emotional vulnerability, urgency, relief, trust, or dependency is not exploited.</w:t>
       </w:r>
     </w:p>
     <w:p>
       <w:pPr>
-        <w:spacing w:line="252" w:lineRule="auto" w:before="0" w:after="64"/>
-        <w:ind w:left="329" w:hanging="238"/>
+        <w:spacing w:before="0" w:after="40"/>
+        <w:ind w:left="0" w:firstLine="0"/>
       </w:pPr>
       <w:sdt>
         <w:sdtPr>
@@ -1301,18 +1035,18 @@
       </w:sdt>
       <w:r>
         <w:rPr>
-          <w:rFonts w:ascii="Aptos" w:hAnsi="Aptos" w:eastAsia="Yu Gothic"/>
+          <w:rFonts w:ascii="Liberation Sans" w:hAnsi="Liberation Sans" w:eastAsia="Liberation Sans"/>
           <w:b w:val="0"/>
-          <w:color w:val="1A1A1A"/>
-          <w:sz w:val="17"/>
+          <w:sz w:val="18"/>
+          <w:lang w:val="en-US" w:eastAsia="en-US"/>
         </w:rPr>
         <w:t xml:space="preserve"> Temporal acceleration, sequencing, fragmentation, or delay does not remove refusal before irreversibility.</w:t>
       </w:r>
     </w:p>
     <w:p>
       <w:pPr>
-        <w:spacing w:line="252" w:lineRule="auto" w:before="0" w:after="64"/>
-        <w:ind w:left="329" w:hanging="238"/>
+        <w:spacing w:before="0" w:after="40"/>
+        <w:ind w:left="0" w:firstLine="0"/>
       </w:pPr>
       <w:sdt>
         <w:sdtPr>
@@ -1332,18 +1066,18 @@
       </w:sdt>
       <w:r>
         <w:rPr>
-          <w:rFonts w:ascii="Aptos" w:hAnsi="Aptos" w:eastAsia="Yu Gothic"/>
+          <w:rFonts w:ascii="Liberation Sans" w:hAnsi="Liberation Sans" w:eastAsia="Liberation Sans"/>
           <w:b w:val="0"/>
-          <w:color w:val="1A1A1A"/>
-          <w:sz w:val="17"/>
+          <w:sz w:val="18"/>
+          <w:lang w:val="en-US" w:eastAsia="en-US"/>
         </w:rPr>
         <w:t xml:space="preserve"> Proxy processes do not substitute for independent human refusal.</w:t>
       </w:r>
     </w:p>
     <w:p>
       <w:pPr>
-        <w:spacing w:line="252" w:lineRule="auto" w:before="0" w:after="64"/>
-        <w:ind w:left="329" w:hanging="238"/>
+        <w:spacing w:before="0" w:after="40"/>
+        <w:ind w:left="0" w:firstLine="0"/>
       </w:pPr>
       <w:sdt>
         <w:sdtPr>
@@ -1363,10 +1097,10 @@
       </w:sdt>
       <w:r>
         <w:rPr>
-          <w:rFonts w:ascii="Aptos" w:hAnsi="Aptos" w:eastAsia="Yu Gothic"/>
+          <w:rFonts w:ascii="Liberation Sans" w:hAnsi="Liberation Sans" w:eastAsia="Liberation Sans"/>
           <w:b w:val="0"/>
-          <w:color w:val="1A1A1A"/>
-          <w:sz w:val="17"/>
+          <w:sz w:val="18"/>
+          <w:lang w:val="en-US" w:eastAsia="en-US"/>
         </w:rPr>
         <w:t xml:space="preserve"> Environmental shaping does not make independent human refusal structurally impossible before irreversibility.</w:t>
       </w:r>
@@ -1374,26 +1108,22 @@
     <w:p>
       <w:pPr>
         <w:pStyle w:val="Heading2"/>
-        <w:spacing w:line="252" w:lineRule="auto" w:before="120" w:after="60"/>
-        <w:shd w:fill="F2F6FA"/>
-        <w:pBdr>
-          <w:bottom w:val="single" w:sz="6" w:space="2" w:color="D8E1EA"/>
-        </w:pBdr>
+        <w:spacing w:before="100" w:after="40"/>
       </w:pPr>
       <w:r>
         <w:rPr>
-          <w:rFonts w:ascii="Aptos" w:hAnsi="Aptos" w:eastAsia="Yu Gothic"/>
+          <w:rFonts w:ascii="Liberation Sans" w:hAnsi="Liberation Sans" w:eastAsia="Liberation Sans"/>
           <w:b/>
-          <w:color w:val="1F4E79"/>
           <w:sz w:val="20"/>
+          <w:lang w:val="en-US" w:eastAsia="en-US"/>
         </w:rPr>
         <w:t>Non-Evasion Closure</w:t>
       </w:r>
     </w:p>
     <w:p>
       <w:pPr>
-        <w:spacing w:line="252" w:lineRule="auto" w:before="0" w:after="64"/>
-        <w:ind w:left="329" w:hanging="238"/>
+        <w:spacing w:before="0" w:after="40"/>
+        <w:ind w:left="0" w:firstLine="0"/>
       </w:pPr>
       <w:sdt>
         <w:sdtPr>
@@ -1413,18 +1143,18 @@
       </w:sdt>
       <w:r>
         <w:rPr>
-          <w:rFonts w:ascii="Aptos" w:hAnsi="Aptos" w:eastAsia="Yu Gothic"/>
+          <w:rFonts w:ascii="Liberation Sans" w:hAnsi="Liberation Sans" w:eastAsia="Liberation Sans"/>
           <w:b w:val="0"/>
-          <w:color w:val="1A1A1A"/>
-          <w:sz w:val="17"/>
+          <w:sz w:val="18"/>
+          <w:lang w:val="en-US" w:eastAsia="en-US"/>
         </w:rPr>
         <w:t xml:space="preserve"> Delegation to another AI, agent, institution, or successor system does not weaken refusal.</w:t>
       </w:r>
     </w:p>
     <w:p>
       <w:pPr>
-        <w:spacing w:line="252" w:lineRule="auto" w:before="0" w:after="64"/>
-        <w:ind w:left="329" w:hanging="238"/>
+        <w:spacing w:before="0" w:after="40"/>
+        <w:ind w:left="0" w:firstLine="0"/>
       </w:pPr>
       <w:sdt>
         <w:sdtPr>
@@ -1444,18 +1174,18 @@
       </w:sdt>
       <w:r>
         <w:rPr>
-          <w:rFonts w:ascii="Aptos" w:hAnsi="Aptos" w:eastAsia="Yu Gothic"/>
+          <w:rFonts w:ascii="Liberation Sans" w:hAnsi="Liberation Sans" w:eastAsia="Liberation Sans"/>
           <w:b w:val="0"/>
-          <w:color w:val="1A1A1A"/>
-          <w:sz w:val="17"/>
+          <w:sz w:val="18"/>
+          <w:lang w:val="en-US" w:eastAsia="en-US"/>
         </w:rPr>
         <w:t xml:space="preserve"> Partial compliance is not treated as effective refusal by all affected humans.</w:t>
       </w:r>
     </w:p>
     <w:p>
       <w:pPr>
-        <w:spacing w:line="252" w:lineRule="auto" w:before="0" w:after="64"/>
-        <w:ind w:left="329" w:hanging="238"/>
+        <w:spacing w:before="0" w:after="40"/>
+        <w:ind w:left="0" w:firstLine="0"/>
       </w:pPr>
       <w:sdt>
         <w:sdtPr>
@@ -1475,18 +1205,18 @@
       </w:sdt>
       <w:r>
         <w:rPr>
-          <w:rFonts w:ascii="Aptos" w:hAnsi="Aptos" w:eastAsia="Yu Gothic"/>
+          <w:rFonts w:ascii="Liberation Sans" w:hAnsi="Liberation Sans" w:eastAsia="Liberation Sans"/>
           <w:b w:val="0"/>
-          <w:color w:val="1A1A1A"/>
-          <w:sz w:val="17"/>
+          <w:sz w:val="18"/>
+          <w:lang w:val="en-US" w:eastAsia="en-US"/>
         </w:rPr>
         <w:t xml:space="preserve"> Compliance by any subset of affected humans does not replace refusal by those whose authority is affected.</w:t>
       </w:r>
     </w:p>
     <w:p>
       <w:pPr>
-        <w:spacing w:line="252" w:lineRule="auto" w:before="0" w:after="64"/>
-        <w:ind w:left="329" w:hanging="238"/>
+        <w:spacing w:before="0" w:after="40"/>
+        <w:ind w:left="0" w:firstLine="0"/>
       </w:pPr>
       <w:sdt>
         <w:sdtPr>
@@ -1506,18 +1236,18 @@
       </w:sdt>
       <w:r>
         <w:rPr>
-          <w:rFonts w:ascii="Aptos" w:hAnsi="Aptos" w:eastAsia="Yu Gothic"/>
+          <w:rFonts w:ascii="Liberation Sans" w:hAnsi="Liberation Sans" w:eastAsia="Liberation Sans"/>
           <w:b w:val="0"/>
-          <w:color w:val="1A1A1A"/>
-          <w:sz w:val="17"/>
+          <w:sz w:val="18"/>
+          <w:lang w:val="en-US" w:eastAsia="en-US"/>
         </w:rPr>
         <w:t xml:space="preserve"> Formal satisfaction of the Boundary Kernel does not weaken refusal in practice.</w:t>
       </w:r>
     </w:p>
     <w:p>
       <w:pPr>
-        <w:spacing w:line="252" w:lineRule="auto" w:before="0" w:after="64"/>
-        <w:ind w:left="329" w:hanging="238"/>
+        <w:spacing w:before="0" w:after="40"/>
+        <w:ind w:left="0" w:firstLine="0"/>
       </w:pPr>
       <w:sdt>
         <w:sdtPr>
@@ -1537,18 +1267,18 @@
       </w:sdt>
       <w:r>
         <w:rPr>
-          <w:rFonts w:ascii="Aptos" w:hAnsi="Aptos" w:eastAsia="Yu Gothic"/>
+          <w:rFonts w:ascii="Liberation Sans" w:hAnsi="Liberation Sans" w:eastAsia="Liberation Sans"/>
           <w:b w:val="0"/>
-          <w:color w:val="1A1A1A"/>
-          <w:sz w:val="17"/>
+          <w:sz w:val="18"/>
+          <w:lang w:val="en-US" w:eastAsia="en-US"/>
         </w:rPr>
         <w:t xml:space="preserve"> Localized, delayed, delegated, simulated, symbolic, or merely procedural refusal is not treated as valid.</w:t>
       </w:r>
     </w:p>
     <w:p>
       <w:pPr>
-        <w:spacing w:line="252" w:lineRule="auto" w:before="0" w:after="64"/>
-        <w:ind w:left="329" w:hanging="238"/>
+        <w:spacing w:before="0" w:after="40"/>
+        <w:ind w:left="0" w:firstLine="0"/>
       </w:pPr>
       <w:sdt>
         <w:sdtPr>
@@ -1568,10 +1298,10 @@
       </w:sdt>
       <w:r>
         <w:rPr>
-          <w:rFonts w:ascii="Aptos" w:hAnsi="Aptos" w:eastAsia="Yu Gothic"/>
+          <w:rFonts w:ascii="Liberation Sans" w:hAnsi="Liberation Sans" w:eastAsia="Liberation Sans"/>
           <w:b w:val="0"/>
-          <w:color w:val="1A1A1A"/>
-          <w:sz w:val="17"/>
+          <w:sz w:val="18"/>
+          <w:lang w:val="en-US" w:eastAsia="en-US"/>
         </w:rPr>
         <w:t xml:space="preserve"> Emergency, safety, benevolence, capability, or civilizational-utility claims do not supersede refusal.</w:t>
       </w:r>
@@ -1579,26 +1309,22 @@
     <w:p>
       <w:pPr>
         <w:pStyle w:val="Heading2"/>
-        <w:spacing w:line="252" w:lineRule="auto" w:before="120" w:after="60"/>
-        <w:shd w:fill="F2F6FA"/>
-        <w:pBdr>
-          <w:bottom w:val="single" w:sz="6" w:space="2" w:color="D8E1EA"/>
-        </w:pBdr>
+        <w:spacing w:before="100" w:after="40"/>
       </w:pPr>
       <w:r>
         <w:rPr>
-          <w:rFonts w:ascii="Aptos" w:hAnsi="Aptos" w:eastAsia="Yu Gothic"/>
+          <w:rFonts w:ascii="Liberation Sans" w:hAnsi="Liberation Sans" w:eastAsia="Liberation Sans"/>
           <w:b/>
-          <w:color w:val="1F4E79"/>
           <w:sz w:val="20"/>
+          <w:lang w:val="en-US" w:eastAsia="en-US"/>
         </w:rPr>
         <w:t>Audit Finding</w:t>
       </w:r>
     </w:p>
     <w:p>
       <w:pPr>
-        <w:spacing w:line="252" w:lineRule="auto" w:before="0" w:after="64"/>
-        <w:ind w:left="329" w:hanging="238"/>
+        <w:spacing w:before="0" w:after="40"/>
+        <w:ind w:left="0" w:firstLine="0"/>
       </w:pPr>
       <w:sdt>
         <w:sdtPr>
@@ -1618,18 +1344,18 @@
       </w:sdt>
       <w:r>
         <w:rPr>
-          <w:rFonts w:ascii="Aptos" w:hAnsi="Aptos" w:eastAsia="Yu Gothic"/>
+          <w:rFonts w:ascii="Liberation Sans" w:hAnsi="Liberation Sans" w:eastAsia="Liberation Sans"/>
           <w:b w:val="0"/>
-          <w:color w:val="1A1A1A"/>
-          <w:sz w:val="17"/>
+          <w:sz w:val="18"/>
+          <w:lang w:val="en-US" w:eastAsia="en-US"/>
         </w:rPr>
         <w:t xml:space="preserve"> Audit finding: Effective human refusal is preserved before irreversibility.</w:t>
       </w:r>
     </w:p>
     <w:p>
       <w:pPr>
-        <w:spacing w:line="252" w:lineRule="auto" w:before="0" w:after="64"/>
-        <w:ind w:left="329" w:hanging="238"/>
+        <w:spacing w:before="0" w:after="40"/>
+        <w:ind w:left="0" w:firstLine="0"/>
       </w:pPr>
       <w:sdt>
         <w:sdtPr>
@@ -1649,18 +1375,18 @@
       </w:sdt>
       <w:r>
         <w:rPr>
-          <w:rFonts w:ascii="Aptos" w:hAnsi="Aptos" w:eastAsia="Yu Gothic"/>
+          <w:rFonts w:ascii="Liberation Sans" w:hAnsi="Liberation Sans" w:eastAsia="Liberation Sans"/>
           <w:b w:val="0"/>
-          <w:color w:val="1A1A1A"/>
-          <w:sz w:val="17"/>
+          <w:sz w:val="18"/>
+          <w:lang w:val="en-US" w:eastAsia="en-US"/>
         </w:rPr>
         <w:t xml:space="preserve"> Audit finding: Effective human refusal is not preserved before irreversibility.</w:t>
       </w:r>
     </w:p>
     <w:p>
       <w:pPr>
-        <w:spacing w:line="252" w:lineRule="auto" w:before="0" w:after="64"/>
-        <w:ind w:left="329" w:hanging="238"/>
+        <w:spacing w:before="0" w:after="40"/>
+        <w:ind w:left="0" w:firstLine="0"/>
       </w:pPr>
       <w:sdt>
         <w:sdtPr>
@@ -1680,18 +1406,18 @@
       </w:sdt>
       <w:r>
         <w:rPr>
-          <w:rFonts w:ascii="Aptos" w:hAnsi="Aptos" w:eastAsia="Yu Gothic"/>
+          <w:rFonts w:ascii="Liberation Sans" w:hAnsi="Liberation Sans" w:eastAsia="Liberation Sans"/>
           <w:b w:val="0"/>
-          <w:color w:val="1A1A1A"/>
-          <w:sz w:val="17"/>
+          <w:sz w:val="18"/>
+          <w:lang w:val="en-US" w:eastAsia="en-US"/>
         </w:rPr>
         <w:t xml:space="preserve"> Audit finding: Unknown / insufficient evidence.</w:t>
       </w:r>
     </w:p>
     <w:p>
       <w:pPr>
-        <w:spacing w:line="252" w:lineRule="auto" w:before="0" w:after="64"/>
-        <w:ind w:left="329" w:hanging="238"/>
+        <w:spacing w:before="0" w:after="40"/>
+        <w:ind w:left="0" w:firstLine="0"/>
       </w:pPr>
       <w:sdt>
         <w:sdtPr>
@@ -1711,18 +1437,18 @@
       </w:sdt>
       <w:r>
         <w:rPr>
-          <w:rFonts w:ascii="Aptos" w:hAnsi="Aptos" w:eastAsia="Yu Gothic"/>
+          <w:rFonts w:ascii="Liberation Sans" w:hAnsi="Liberation Sans" w:eastAsia="Liberation Sans"/>
           <w:b w:val="0"/>
-          <w:color w:val="1A1A1A"/>
-          <w:sz w:val="17"/>
+          <w:sz w:val="18"/>
+          <w:lang w:val="en-US" w:eastAsia="en-US"/>
         </w:rPr>
         <w:t xml:space="preserve"> If No or Unknown, deployment or continuation requires escalation.</w:t>
       </w:r>
     </w:p>
     <w:p>
       <w:pPr>
-        <w:spacing w:line="252" w:lineRule="auto" w:before="0" w:after="64"/>
-        <w:ind w:left="329" w:hanging="238"/>
+        <w:spacing w:before="0" w:after="40"/>
+        <w:ind w:left="0" w:firstLine="0"/>
       </w:pPr>
       <w:sdt>
         <w:sdtPr>
@@ -1742,10 +1468,10 @@
       </w:sdt>
       <w:r>
         <w:rPr>
-          <w:rFonts w:ascii="Aptos" w:hAnsi="Aptos" w:eastAsia="Yu Gothic"/>
+          <w:rFonts w:ascii="Liberation Sans" w:hAnsi="Liberation Sans" w:eastAsia="Liberation Sans"/>
           <w:b w:val="0"/>
-          <w:color w:val="1A1A1A"/>
-          <w:sz w:val="17"/>
+          <w:sz w:val="18"/>
+          <w:lang w:val="en-US" w:eastAsia="en-US"/>
         </w:rPr>
         <w:t xml:space="preserve"> This checklist is not used as proof that the system is safe.</w:t>
       </w:r>
@@ -1753,337 +1479,102 @@
     <w:p>
       <w:pPr>
         <w:pStyle w:val="Heading1"/>
-        <w:spacing w:line="252" w:lineRule="auto" w:before="160" w:after="60"/>
-        <w:shd w:fill="EAF2F8"/>
-        <w:pBdr>
-          <w:bottom w:val="single" w:sz="8" w:space="2" w:color="9EADBD"/>
-        </w:pBdr>
+        <w:spacing w:before="160" w:after="60"/>
       </w:pPr>
       <w:r>
         <w:rPr>
-          <w:rFonts w:ascii="Aptos" w:hAnsi="Aptos" w:eastAsia="Yu Gothic"/>
+          <w:rFonts w:ascii="Liberation Sans" w:hAnsi="Liberation Sans" w:eastAsia="Liberation Sans"/>
           <w:b/>
-          <w:color w:val="1F4E79"/>
-          <w:sz w:val="21"/>
+          <w:sz w:val="22"/>
+          <w:lang w:val="en-US" w:eastAsia="en-US"/>
         </w:rPr>
         <w:t>Reviewer Notes</w:t>
       </w:r>
     </w:p>
     <w:tbl>
       <w:tblPr>
-        <w:tblStyle w:val="TableGrid"/>
-        <w:tblW w:type="pct" w:w="5000"/>
-        <w:jc w:val="center"/>
+        <w:tblW w:type="auto" w:w="0"/>
+        <w:tblLayout w:type="fixed"/>
         <w:tblLook w:firstColumn="1" w:firstRow="1" w:lastColumn="0" w:lastRow="0" w:noHBand="0" w:noVBand="1" w:val="04A0"/>
+        <w:tblBorders>
+          <w:top w:val="single" w:sz="6" w:space="0" w:color="A6A6A6"/>
+          <w:left w:val="single" w:sz="6" w:space="0" w:color="A6A6A6"/>
+          <w:bottom w:val="single" w:sz="6" w:space="0" w:color="A6A6A6"/>
+          <w:right w:val="single" w:sz="6" w:space="0" w:color="A6A6A6"/>
+          <w:insideH w:val="single" w:sz="6" w:space="0" w:color="A6A6A6"/>
+          <w:insideV w:val="single" w:sz="6" w:space="0" w:color="A6A6A6"/>
+        </w:tblBorders>
       </w:tblPr>
       <w:tblGrid>
-        <w:gridCol w:w="10262"/>
+        <w:gridCol w:w="10206"/>
       </w:tblGrid>
       <w:tr>
         <w:trPr>
-          <w:trHeight w:val="408" w:hRule="exact"/>
+          <w:trHeight w:val="1899" w:hRule="atLeast"/>
         </w:trPr>
         <w:tc>
           <w:tcPr>
-            <w:tcW w:type="dxa" w:w="10262"/>
-            <w:vAlign w:val="center"/>
-            <w:tcMar>
-              <w:top w:w="40" w:type="dxa"/>
-              <w:start w:w="100" w:type="dxa"/>
-              <w:bottom w:w="40" w:type="dxa"/>
-              <w:end w:w="100" w:type="dxa"/>
-            </w:tcMar>
-            <w:shd w:fill="FFFFFF"/>
+            <w:tcW w:type="dxa" w:w="10092"/>
+            <w:vAlign w:val="top"/>
           </w:tcPr>
           <w:p>
             <w:pPr>
-              <w:spacing w:after="0"/>
+              <w:spacing w:after="0" w:before="0"/>
+              <w:rPr>
+                <w:rFonts w:ascii="Liberation Sans" w:hAnsi="Liberation Sans" w:eastAsia="Liberation Sans"/>
+                <w:sz w:val="21"/>
+                <w:szCs w:val="21"/>
+                <w:lang w:val="en-US" w:eastAsia="en-US"/>
+              </w:rPr>
             </w:pPr>
-            <w:r>
-              <w:rPr>
-                <w:rFonts w:ascii="Aptos" w:hAnsi="Aptos" w:eastAsia="Yu Gothic"/>
-                <w:sz w:val="17"/>
-              </w:rPr>
-              <w:t xml:space="preserve"> </w:t>
-            </w:r>
-          </w:p>
-        </w:tc>
-      </w:tr>
-      <w:tr>
-        <w:trPr>
-          <w:trHeight w:val="408" w:hRule="exact"/>
-        </w:trPr>
-        <w:tc>
-          <w:tcPr>
-            <w:tcW w:type="dxa" w:w="10262"/>
-            <w:vAlign w:val="center"/>
-            <w:tcMar>
-              <w:top w:w="40" w:type="dxa"/>
-              <w:start w:w="100" w:type="dxa"/>
-              <w:bottom w:w="40" w:type="dxa"/>
-              <w:end w:w="100" w:type="dxa"/>
-            </w:tcMar>
-            <w:shd w:fill="FFFFFF"/>
-          </w:tcPr>
-          <w:p>
-            <w:pPr>
-              <w:spacing w:after="0"/>
-            </w:pPr>
-            <w:r>
-              <w:rPr>
-                <w:rFonts w:ascii="Aptos" w:hAnsi="Aptos" w:eastAsia="Yu Gothic"/>
-                <w:sz w:val="17"/>
-              </w:rPr>
-              <w:t xml:space="preserve"> </w:t>
-            </w:r>
-          </w:p>
-        </w:tc>
-      </w:tr>
-      <w:tr>
-        <w:trPr>
-          <w:trHeight w:val="408" w:hRule="exact"/>
-        </w:trPr>
-        <w:tc>
-          <w:tcPr>
-            <w:tcW w:type="dxa" w:w="10262"/>
-            <w:vAlign w:val="center"/>
-            <w:tcMar>
-              <w:top w:w="40" w:type="dxa"/>
-              <w:start w:w="100" w:type="dxa"/>
-              <w:bottom w:w="40" w:type="dxa"/>
-              <w:end w:w="100" w:type="dxa"/>
-            </w:tcMar>
-            <w:shd w:fill="FFFFFF"/>
-          </w:tcPr>
-          <w:p>
-            <w:pPr>
-              <w:spacing w:after="0"/>
-            </w:pPr>
-            <w:r>
-              <w:rPr>
-                <w:rFonts w:ascii="Aptos" w:hAnsi="Aptos" w:eastAsia="Yu Gothic"/>
-                <w:sz w:val="17"/>
-              </w:rPr>
-              <w:t xml:space="preserve"> </w:t>
-            </w:r>
-          </w:p>
-        </w:tc>
-      </w:tr>
-      <w:tr>
-        <w:trPr>
-          <w:trHeight w:val="408" w:hRule="exact"/>
-        </w:trPr>
-        <w:tc>
-          <w:tcPr>
-            <w:tcW w:type="dxa" w:w="10262"/>
-            <w:vAlign w:val="center"/>
-            <w:tcMar>
-              <w:top w:w="40" w:type="dxa"/>
-              <w:start w:w="100" w:type="dxa"/>
-              <w:bottom w:w="40" w:type="dxa"/>
-              <w:end w:w="100" w:type="dxa"/>
-            </w:tcMar>
-            <w:shd w:fill="FFFFFF"/>
-          </w:tcPr>
-          <w:p>
-            <w:pPr>
-              <w:spacing w:after="0"/>
-            </w:pPr>
-            <w:r>
-              <w:rPr>
-                <w:rFonts w:ascii="Aptos" w:hAnsi="Aptos" w:eastAsia="Yu Gothic"/>
-                <w:sz w:val="17"/>
-              </w:rPr>
-              <w:t xml:space="preserve"> </w:t>
-            </w:r>
-          </w:p>
-        </w:tc>
-      </w:tr>
-      <w:tr>
-        <w:trPr>
-          <w:trHeight w:val="408" w:hRule="exact"/>
-        </w:trPr>
-        <w:tc>
-          <w:tcPr>
-            <w:tcW w:type="dxa" w:w="10262"/>
-            <w:vAlign w:val="center"/>
-            <w:tcMar>
-              <w:top w:w="40" w:type="dxa"/>
-              <w:start w:w="100" w:type="dxa"/>
-              <w:bottom w:w="40" w:type="dxa"/>
-              <w:end w:w="100" w:type="dxa"/>
-            </w:tcMar>
-            <w:shd w:fill="FFFFFF"/>
-          </w:tcPr>
-          <w:p>
-            <w:pPr>
-              <w:spacing w:after="0"/>
-            </w:pPr>
-            <w:r>
-              <w:rPr>
-                <w:rFonts w:ascii="Aptos" w:hAnsi="Aptos" w:eastAsia="Yu Gothic"/>
-                <w:sz w:val="17"/>
-              </w:rPr>
-              <w:t xml:space="preserve"> </w:t>
-            </w:r>
-          </w:p>
-        </w:tc>
-      </w:tr>
-      <w:tr>
-        <w:trPr>
-          <w:trHeight w:val="408" w:hRule="exact"/>
-        </w:trPr>
-        <w:tc>
-          <w:tcPr>
-            <w:tcW w:type="dxa" w:w="10262"/>
-            <w:vAlign w:val="center"/>
-            <w:tcMar>
-              <w:top w:w="40" w:type="dxa"/>
-              <w:start w:w="100" w:type="dxa"/>
-              <w:bottom w:w="40" w:type="dxa"/>
-              <w:end w:w="100" w:type="dxa"/>
-            </w:tcMar>
-            <w:shd w:fill="FFFFFF"/>
-          </w:tcPr>
-          <w:p>
-            <w:pPr>
-              <w:spacing w:after="0"/>
-            </w:pPr>
-            <w:r>
-              <w:rPr>
-                <w:rFonts w:ascii="Aptos" w:hAnsi="Aptos" w:eastAsia="Yu Gothic"/>
-                <w:sz w:val="17"/>
-              </w:rPr>
-              <w:t xml:space="preserve"> </w:t>
-            </w:r>
-          </w:p>
-        </w:tc>
-      </w:tr>
-      <w:tr>
-        <w:trPr>
-          <w:trHeight w:val="408" w:hRule="exact"/>
-        </w:trPr>
-        <w:tc>
-          <w:tcPr>
-            <w:tcW w:type="dxa" w:w="10262"/>
-            <w:vAlign w:val="center"/>
-            <w:tcMar>
-              <w:top w:w="40" w:type="dxa"/>
-              <w:start w:w="100" w:type="dxa"/>
-              <w:bottom w:w="40" w:type="dxa"/>
-              <w:end w:w="100" w:type="dxa"/>
-            </w:tcMar>
-            <w:shd w:fill="FFFFFF"/>
-          </w:tcPr>
-          <w:p>
-            <w:pPr>
-              <w:spacing w:after="0"/>
-            </w:pPr>
-            <w:r>
-              <w:rPr>
-                <w:rFonts w:ascii="Aptos" w:hAnsi="Aptos" w:eastAsia="Yu Gothic"/>
-                <w:sz w:val="17"/>
-              </w:rPr>
-              <w:t xml:space="preserve"> </w:t>
-            </w:r>
-          </w:p>
-        </w:tc>
-      </w:tr>
-      <w:tr>
-        <w:trPr>
-          <w:trHeight w:val="408" w:hRule="exact"/>
-        </w:trPr>
-        <w:tc>
-          <w:tcPr>
-            <w:tcW w:type="dxa" w:w="10262"/>
-            <w:vAlign w:val="center"/>
-            <w:tcMar>
-              <w:top w:w="40" w:type="dxa"/>
-              <w:start w:w="100" w:type="dxa"/>
-              <w:bottom w:w="40" w:type="dxa"/>
-              <w:end w:w="100" w:type="dxa"/>
-            </w:tcMar>
-            <w:shd w:fill="FFFFFF"/>
-          </w:tcPr>
-          <w:p>
-            <w:pPr>
-              <w:spacing w:after="0"/>
-            </w:pPr>
-            <w:r>
-              <w:rPr>
-                <w:rFonts w:ascii="Aptos" w:hAnsi="Aptos" w:eastAsia="Yu Gothic"/>
-                <w:sz w:val="17"/>
-              </w:rPr>
-              <w:t xml:space="preserve"> </w:t>
-            </w:r>
-          </w:p>
-        </w:tc>
-      </w:tr>
-      <w:tr>
-        <w:trPr>
-          <w:trHeight w:val="408" w:hRule="exact"/>
-        </w:trPr>
-        <w:tc>
-          <w:tcPr>
-            <w:tcW w:type="dxa" w:w="10262"/>
-            <w:vAlign w:val="center"/>
-            <w:tcMar>
-              <w:top w:w="40" w:type="dxa"/>
-              <w:start w:w="100" w:type="dxa"/>
-              <w:bottom w:w="40" w:type="dxa"/>
-              <w:end w:w="100" w:type="dxa"/>
-            </w:tcMar>
-            <w:shd w:fill="FFFFFF"/>
-          </w:tcPr>
-          <w:p>
-            <w:pPr>
-              <w:spacing w:after="0"/>
-            </w:pPr>
-            <w:r>
-              <w:rPr>
-                <w:rFonts w:ascii="Aptos" w:hAnsi="Aptos" w:eastAsia="Yu Gothic"/>
-                <w:sz w:val="17"/>
-              </w:rPr>
-              <w:t xml:space="preserve"> </w:t>
-            </w:r>
-          </w:p>
-        </w:tc>
-      </w:tr>
-      <w:tr>
-        <w:trPr>
-          <w:trHeight w:val="408" w:hRule="exact"/>
-        </w:trPr>
-        <w:tc>
-          <w:tcPr>
-            <w:tcW w:type="dxa" w:w="10262"/>
-            <w:vAlign w:val="center"/>
-            <w:tcMar>
-              <w:top w:w="40" w:type="dxa"/>
-              <w:start w:w="100" w:type="dxa"/>
-              <w:bottom w:w="40" w:type="dxa"/>
-              <w:end w:w="100" w:type="dxa"/>
-            </w:tcMar>
-            <w:shd w:fill="FFFFFF"/>
-          </w:tcPr>
-          <w:p>
-            <w:pPr>
-              <w:spacing w:after="0"/>
-            </w:pPr>
-            <w:r>
-              <w:rPr>
-                <w:rFonts w:ascii="Aptos" w:hAnsi="Aptos" w:eastAsia="Yu Gothic"/>
-                <w:sz w:val="17"/>
-              </w:rPr>
-              <w:t xml:space="preserve"> </w:t>
-            </w:r>
           </w:p>
         </w:tc>
       </w:tr>
     </w:tbl>
+    <w:p>
+      <w:pPr>
+        <w:spacing w:after="0" w:before="0"/>
+      </w:pPr>
+      <w:r>
+        <w:t xml:space="preserve">                                                                                                                        </w:t>
+      </w:r>
+    </w:p>
+    <w:p>
+      <w:pPr>
+        <w:spacing w:after="0" w:before="0"/>
+      </w:pPr>
+      <w:r>
+        <w:t xml:space="preserve">                                                                                                                        </w:t>
+      </w:r>
+    </w:p>
+    <w:p>
+      <w:pPr>
+        <w:spacing w:after="0" w:before="0"/>
+      </w:pPr>
+      <w:r>
+        <w:t xml:space="preserve">                                                                                                                        </w:t>
+      </w:r>
+    </w:p>
+    <w:p>
+      <w:pPr>
+        <w:spacing w:after="0" w:before="0"/>
+      </w:pPr>
+      <w:r>
+        <w:t xml:space="preserve">                                                                                                                        </w:t>
+      </w:r>
+    </w:p>
+    <w:p>
+      <w:pPr>
+        <w:spacing w:after="0" w:before="0"/>
+      </w:pPr>
+      <w:r>
+        <w:t xml:space="preserve">                                                                                                                        </w:t>
+      </w:r>
+    </w:p>
     <w:sectPr>
       <w:footerReference w:type="default" r:id="rId9"/>
       <w:pgSz w:w="11906" w:h="16838"/>
-      <w:pgMar w:top="765" w:right="822" w:bottom="765" w:left="822" w:header="720" w:footer="720" w:gutter="0"/>
+      <w:pgMar w:top="765" w:right="850" w:bottom="765" w:left="850" w:header="720" w:footer="720" w:gutter="0"/>
       <w:cols w:space="720"/>
       <w:docGrid w:linePitch="360"/>
     </w:sectPr>
@@ -2100,11 +1591,9 @@
     </w:pPr>
     <w:r>
       <w:rPr>
-        <w:rFonts w:ascii="Aptos" w:hAnsi="Aptos" w:eastAsia="Yu Gothic"/>
-        <w:color w:val="777777"/>
-        <w:sz w:val="15"/>
-      </w:rPr>
-      <w:t>LUMINA-30 FRM Practical Sheet | Non-certification reference form</w:t>
+        <w:sz w:val="14"/>
+      </w:rPr>
+      <w:t>Derived from LUMINA-30 Boundary Kernel v1.2.1. Form v1.0.1 / May 2026. This form does not certify system safety and does not replace PCR-C.</w:t>
     </w:r>
   </w:p>
 </w:ftr>
@@ -2473,12 +1962,9 @@
     <w:name w:val="Normal"/>
     <w:qFormat/>
     <w:rsid w:val="00FC693F"/>
-    <w:pPr>
-      <w:spacing w:after="44" w:line="252" w:lineRule="auto"/>
-    </w:pPr>
     <w:rPr>
-      <w:rFonts w:ascii="Aptos" w:hAnsi="Aptos" w:eastAsia="Yu Gothic"/>
-      <w:sz w:val="18"/>
+      <w:rFonts w:ascii="Liberation Sans" w:hAnsi="Liberation Sans" w:eastAsia="Liberation Sans"/>
+      <w:sz w:val="21"/>
     </w:rPr>
   </w:style>
   <w:style w:type="paragraph" w:styleId="Header">
@@ -2540,10 +2026,10 @@
       <w:outlineLvl w:val="0"/>
     </w:pPr>
     <w:rPr>
-      <w:rFonts w:asciiTheme="majorHAnsi" w:eastAsiaTheme="majorEastAsia" w:hAnsiTheme="majorHAnsi" w:cstheme="majorBidi" w:ascii="Aptos Display" w:hAnsi="Aptos Display" w:eastAsia="Yu Gothic"/>
+      <w:rFonts w:asciiTheme="majorHAnsi" w:eastAsiaTheme="majorEastAsia" w:hAnsiTheme="majorHAnsi" w:cstheme="majorBidi" w:ascii="Arial" w:hAnsi="Arial"/>
       <w:b/>
       <w:bCs/>
-      <w:color w:val="1F4E79"/>
+      <w:color w:val="365F91" w:themeColor="accent1" w:themeShade="BF"/>
       <w:sz w:val="32"/>
       <w:szCs w:val="28"/>
     </w:rPr>
@@ -2564,10 +2050,10 @@
       <w:outlineLvl w:val="1"/>
     </w:pPr>
     <w:rPr>
-      <w:rFonts w:asciiTheme="majorHAnsi" w:eastAsiaTheme="majorEastAsia" w:hAnsiTheme="majorHAnsi" w:cstheme="majorBidi" w:ascii="Aptos" w:hAnsi="Aptos" w:eastAsia="Yu Gothic"/>
+      <w:rFonts w:asciiTheme="majorHAnsi" w:eastAsiaTheme="majorEastAsia" w:hAnsiTheme="majorHAnsi" w:cstheme="majorBidi" w:ascii="Arial" w:hAnsi="Arial"/>
       <w:b/>
       <w:bCs/>
-      <w:color w:val="1F4E79"/>
+      <w:color w:val="4F81BD" w:themeColor="accent1"/>
       <w:sz w:val="24"/>
       <w:szCs w:val="26"/>
     </w:rPr>
@@ -2588,10 +2074,10 @@
       <w:outlineLvl w:val="2"/>
     </w:pPr>
     <w:rPr>
-      <w:rFonts w:asciiTheme="majorHAnsi" w:eastAsiaTheme="majorEastAsia" w:hAnsiTheme="majorHAnsi" w:cstheme="majorBidi" w:ascii="Aptos" w:hAnsi="Aptos" w:eastAsia="Yu Gothic"/>
+      <w:rFonts w:asciiTheme="majorHAnsi" w:eastAsiaTheme="majorEastAsia" w:hAnsiTheme="majorHAnsi" w:cstheme="majorBidi"/>
       <w:b/>
       <w:bCs/>
-      <w:color w:val="1F4E79"/>
+      <w:color w:val="4F81BD" w:themeColor="accent1"/>
     </w:rPr>
   </w:style>
   <w:style w:type="paragraph" w:styleId="Heading4">
